--- a/Ultra Health Report.docx
+++ b/Ultra Health Report.docx
@@ -332,6 +332,118 @@
           <w:bCs/>
         </w:rPr>
         <w:t>EXAMPLE OF PLAN LAYOUT IN THE PREP HEADER</w:t>
+      </w:r>
+    </w:p>
+    <w:p>
+      <w:pPr>
+        <w:rPr>
+          <w:b/>
+          <w:bCs/>
+        </w:rPr>
+      </w:pPr>
+    </w:p>
+    <w:p>
+      <w:pPr>
+        <w:rPr>
+          <w:b/>
+          <w:bCs/>
+        </w:rPr>
+      </w:pPr>
+      <w:r>
+        <w:rPr>
+          <w:b/>
+          <w:bCs/>
+        </w:rPr>
+        <w:br w:type="page"/>
+      </w:r>
+    </w:p>
+    <w:p>
+      <w:pPr>
+        <w:rPr>
+          <w:b/>
+          <w:bCs/>
+        </w:rPr>
+      </w:pPr>
+      <w:r>
+        <w:rPr>
+          <w:b/>
+          <w:bCs/>
+        </w:rPr>
+        <w:lastRenderedPageBreak/>
+        <w:br w:type="page"/>
+      </w:r>
+    </w:p>
+    <w:p>
+      <w:pPr>
+        <w:rPr>
+          <w:b/>
+          <w:bCs/>
+        </w:rPr>
+      </w:pPr>
+      <w:r>
+        <w:rPr>
+          <w:b/>
+          <w:bCs/>
+        </w:rPr>
+        <w:lastRenderedPageBreak/>
+        <w:br w:type="page"/>
+      </w:r>
+    </w:p>
+    <w:p>
+      <w:pPr>
+        <w:rPr>
+          <w:b/>
+          <w:bCs/>
+        </w:rPr>
+      </w:pPr>
+      <w:r>
+        <w:rPr>
+          <w:b/>
+          <w:bCs/>
+          <w:noProof/>
+        </w:rPr>
+        <w:lastRenderedPageBreak/>
+        <w:drawing>
+          <wp:inline distT="0" distB="0" distL="0" distR="0" wp14:anchorId="658BBAB2" wp14:editId="226203A6">
+            <wp:extent cx="5731510" cy="4050030"/>
+            <wp:effectExtent l="0" t="0" r="0" b="0"/>
+            <wp:docPr id="3" name="Picture 3"/>
+            <wp:cNvGraphicFramePr>
+              <a:graphicFrameLocks xmlns:a="http://schemas.openxmlformats.org/drawingml/2006/main" noChangeAspect="1"/>
+            </wp:cNvGraphicFramePr>
+            <a:graphic xmlns:a="http://schemas.openxmlformats.org/drawingml/2006/main">
+              <a:graphicData uri="http://schemas.openxmlformats.org/drawingml/2006/picture">
+                <pic:pic xmlns:pic="http://schemas.openxmlformats.org/drawingml/2006/picture">
+                  <pic:nvPicPr>
+                    <pic:cNvPr id="3" name="Picture 3"/>
+                    <pic:cNvPicPr/>
+                  </pic:nvPicPr>
+                  <pic:blipFill>
+                    <a:blip r:embed="rId6">
+                      <a:extLst>
+                        <a:ext uri="{28A0092B-C50C-407E-A947-70E740481C1C}">
+                          <a14:useLocalDpi xmlns:a14="http://schemas.microsoft.com/office/drawing/2010/main" val="0"/>
+                        </a:ext>
+                      </a:extLst>
+                    </a:blip>
+                    <a:stretch>
+                      <a:fillRect/>
+                    </a:stretch>
+                  </pic:blipFill>
+                  <pic:spPr>
+                    <a:xfrm>
+                      <a:off x="0" y="0"/>
+                      <a:ext cx="5731510" cy="4050030"/>
+                    </a:xfrm>
+                    <a:prstGeom prst="rect">
+                      <a:avLst/>
+                    </a:prstGeom>
+                  </pic:spPr>
+                </pic:pic>
+              </a:graphicData>
+            </a:graphic>
+          </wp:inline>
+        </w:drawing>
       </w:r>
     </w:p>
     <w:sectPr>

--- a/Ultra Health Report.docx
+++ b/Ultra Health Report.docx
@@ -193,7 +193,7 @@
                     <pic:cNvPicPr/>
                   </pic:nvPicPr>
                   <pic:blipFill>
-                    <a:blip r:embed="rId4" cstate="print">
+                    <a:blip r:embed="rId6" cstate="print">
                       <a:extLst>
                         <a:ext uri="{28A0092B-C50C-407E-A947-70E740481C1C}">
                           <a14:useLocalDpi xmlns:a14="http://schemas.microsoft.com/office/drawing/2010/main" val="0"/>
@@ -292,7 +292,7 @@
                     <pic:cNvPicPr/>
                   </pic:nvPicPr>
                   <pic:blipFill>
-                    <a:blip r:embed="rId5" cstate="print">
+                    <a:blip r:embed="rId7" cstate="print">
                       <a:extLst>
                         <a:ext uri="{28A0092B-C50C-407E-A947-70E740481C1C}">
                           <a14:useLocalDpi xmlns:a14="http://schemas.microsoft.com/office/drawing/2010/main" val="0"/>
@@ -386,8 +386,119 @@
           <w:bCs/>
         </w:rPr>
         <w:lastRenderedPageBreak/>
+        <w:t xml:space="preserve">                   Error handling</w:t>
+      </w:r>
+      <w:r>
+        <w:rPr>
+          <w:b/>
+          <w:bCs/>
+          <w:noProof/>
+        </w:rPr>
+        <w:drawing>
+          <wp:inline distT="0" distB="0" distL="0" distR="0" wp14:anchorId="32131A91" wp14:editId="71D20CA7">
+            <wp:extent cx="5730844" cy="2644588"/>
+            <wp:effectExtent l="0" t="0" r="0" b="0"/>
+            <wp:docPr id="6" name="Picture 6" descr="Text&#10;&#10;Description automatically generated"/>
+            <wp:cNvGraphicFramePr>
+              <a:graphicFrameLocks xmlns:a="http://schemas.openxmlformats.org/drawingml/2006/main" noChangeAspect="1"/>
+            </wp:cNvGraphicFramePr>
+            <a:graphic xmlns:a="http://schemas.openxmlformats.org/drawingml/2006/main">
+              <a:graphicData uri="http://schemas.openxmlformats.org/drawingml/2006/picture">
+                <pic:pic xmlns:pic="http://schemas.openxmlformats.org/drawingml/2006/picture">
+                  <pic:nvPicPr>
+                    <pic:cNvPr id="6" name="Picture 6" descr="Text&#10;&#10;Description automatically generated"/>
+                    <pic:cNvPicPr/>
+                  </pic:nvPicPr>
+                  <pic:blipFill>
+                    <a:blip r:embed="rId8" cstate="print">
+                      <a:extLst>
+                        <a:ext uri="{28A0092B-C50C-407E-A947-70E740481C1C}">
+                          <a14:useLocalDpi xmlns:a14="http://schemas.microsoft.com/office/drawing/2010/main" val="0"/>
+                        </a:ext>
+                      </a:extLst>
+                    </a:blip>
+                    <a:stretch>
+                      <a:fillRect/>
+                    </a:stretch>
+                  </pic:blipFill>
+                  <pic:spPr>
+                    <a:xfrm>
+                      <a:off x="0" y="0"/>
+                      <a:ext cx="5742169" cy="2649814"/>
+                    </a:xfrm>
+                    <a:prstGeom prst="rect">
+                      <a:avLst/>
+                    </a:prstGeom>
+                  </pic:spPr>
+                </pic:pic>
+              </a:graphicData>
+            </a:graphic>
+          </wp:inline>
+        </w:drawing>
+      </w:r>
+      <w:r>
+        <w:rPr>
+          <w:b/>
+          <w:bCs/>
+          <w:noProof/>
+        </w:rPr>
+        <w:drawing>
+          <wp:inline distT="0" distB="0" distL="0" distR="0" wp14:anchorId="6850C47E" wp14:editId="1EC44792">
+            <wp:extent cx="5731510" cy="2439035"/>
+            <wp:effectExtent l="0" t="0" r="0" b="0"/>
+            <wp:docPr id="5" name="Picture 5" descr="Text&#10;&#10;Description automatically generated"/>
+            <wp:cNvGraphicFramePr>
+              <a:graphicFrameLocks xmlns:a="http://schemas.openxmlformats.org/drawingml/2006/main" noChangeAspect="1"/>
+            </wp:cNvGraphicFramePr>
+            <a:graphic xmlns:a="http://schemas.openxmlformats.org/drawingml/2006/main">
+              <a:graphicData uri="http://schemas.openxmlformats.org/drawingml/2006/picture">
+                <pic:pic xmlns:pic="http://schemas.openxmlformats.org/drawingml/2006/picture">
+                  <pic:nvPicPr>
+                    <pic:cNvPr id="5" name="Picture 5" descr="Text&#10;&#10;Description automatically generated"/>
+                    <pic:cNvPicPr/>
+                  </pic:nvPicPr>
+                  <pic:blipFill>
+                    <a:blip r:embed="rId9">
+                      <a:extLst>
+                        <a:ext uri="{28A0092B-C50C-407E-A947-70E740481C1C}">
+                          <a14:useLocalDpi xmlns:a14="http://schemas.microsoft.com/office/drawing/2010/main" val="0"/>
+                        </a:ext>
+                      </a:extLst>
+                    </a:blip>
+                    <a:stretch>
+                      <a:fillRect/>
+                    </a:stretch>
+                  </pic:blipFill>
+                  <pic:spPr>
+                    <a:xfrm>
+                      <a:off x="0" y="0"/>
+                      <a:ext cx="5731510" cy="2439035"/>
+                    </a:xfrm>
+                    <a:prstGeom prst="rect">
+                      <a:avLst/>
+                    </a:prstGeom>
+                  </pic:spPr>
+                </pic:pic>
+              </a:graphicData>
+            </a:graphic>
+          </wp:inline>
+        </w:drawing>
+      </w:r>
+      <w:r>
+        <w:rPr>
+          <w:b/>
+          <w:bCs/>
+        </w:rPr>
         <w:br w:type="page"/>
       </w:r>
+      <w:r>
+        <w:rPr>
+          <w:b/>
+          <w:bCs/>
+        </w:rPr>
+        <w:lastRenderedPageBreak/>
+        <w:t xml:space="preserve">                                   </w:t>
+      </w:r>
     </w:p>
     <w:p>
       <w:pPr>
@@ -402,7 +513,6 @@
           <w:bCs/>
           <w:noProof/>
         </w:rPr>
-        <w:lastRenderedPageBreak/>
         <w:drawing>
           <wp:inline distT="0" distB="0" distL="0" distR="0" wp14:anchorId="658BBAB2" wp14:editId="226203A6">
             <wp:extent cx="5731510" cy="4050030"/>
@@ -419,7 +529,7 @@
                     <pic:cNvPicPr/>
                   </pic:nvPicPr>
                   <pic:blipFill>
-                    <a:blip r:embed="rId6">
+                    <a:blip r:embed="rId10">
                       <a:extLst>
                         <a:ext uri="{28A0092B-C50C-407E-A947-70E740481C1C}">
                           <a14:useLocalDpi xmlns:a14="http://schemas.microsoft.com/office/drawing/2010/main" val="0"/>
@@ -454,6 +564,44 @@
     </w:sectPr>
   </w:body>
 </w:document>
+</file>
+
+<file path=word/endnotes.xml><?xml version="1.0" encoding="utf-8"?>
+<w:endnotes xmlns:wpc="http://schemas.microsoft.com/office/word/2010/wordprocessingCanvas" xmlns:cx="http://schemas.microsoft.com/office/drawing/2014/chartex" xmlns:cx1="http://schemas.microsoft.com/office/drawing/2015/9/8/chartex" xmlns:cx2="http://schemas.microsoft.com/office/drawing/2015/10/21/chartex" xmlns:cx3="http://schemas.microsoft.com/office/drawing/2016/5/9/chartex" xmlns:cx4="http://schemas.microsoft.com/office/drawing/2016/5/10/chartex" xmlns:cx5="http://schemas.microsoft.com/office/drawing/2016/5/11/chartex" xmlns:cx6="http://schemas.microsoft.com/office/drawing/2016/5/12/chartex" xmlns:cx7="http://schemas.microsoft.com/office/drawing/2016/5/13/chartex" xmlns:cx8="http://schemas.microsoft.com/office/drawing/2016/5/14/chartex" xmlns:mc="http://schemas.openxmlformats.org/markup-compatibility/2006" xmlns:aink="http://schemas.microsoft.com/office/drawing/2016/ink" xmlns:am3d="http://schemas.microsoft.com/office/drawing/2017/model3d" xmlns:o="urn:schemas-microsoft-com:office:office" xmlns:r="http://schemas.openxmlformats.org/officeDocument/2006/relationships" xmlns:m="http://schemas.openxmlformats.org/officeDocument/2006/math" xmlns:v="urn:schemas-microsoft-com:vml" xmlns:wp14="http://schemas.microsoft.com/office/word/2010/wordprocessingDrawing" xmlns:wp="http://schemas.openxmlformats.org/drawingml/2006/wordprocessingDrawing" xmlns:w10="urn:schemas-microsoft-com:office:word" xmlns:w="http://schemas.openxmlformats.org/wordprocessingml/2006/main" xmlns:w14="http://schemas.microsoft.com/office/word/2010/wordml" xmlns:w15="http://schemas.microsoft.com/office/word/2012/wordml" xmlns:w16cex="http://schemas.microsoft.com/office/word/2018/wordml/cex" xmlns:w16cid="http://schemas.microsoft.com/office/word/2016/wordml/cid" xmlns:w16="http://schemas.microsoft.com/office/word/2018/wordml" xmlns:w16se="http://schemas.microsoft.com/office/word/2015/wordml/symex" xmlns:wpg="http://schemas.microsoft.com/office/word/2010/wordprocessingGroup" xmlns:wpi="http://schemas.microsoft.com/office/word/2010/wordprocessingInk" xmlns:wne="http://schemas.microsoft.com/office/word/2006/wordml" xmlns:wps="http://schemas.microsoft.com/office/word/2010/wordprocessingShape" mc:Ignorable="w14 w15 w16se w16cid w16 w16cex wp14">
+  <w:endnote w:type="separator" w:id="-1">
+    <w:p>
+      <w:r>
+        <w:separator/>
+      </w:r>
+    </w:p>
+  </w:endnote>
+  <w:endnote w:type="continuationSeparator" w:id="0">
+    <w:p>
+      <w:r>
+        <w:continuationSeparator/>
+      </w:r>
+    </w:p>
+  </w:endnote>
+</w:endnotes>
+</file>
+
+<file path=word/footnotes.xml><?xml version="1.0" encoding="utf-8"?>
+<w:footnotes xmlns:wpc="http://schemas.microsoft.com/office/word/2010/wordprocessingCanvas" xmlns:cx="http://schemas.microsoft.com/office/drawing/2014/chartex" xmlns:cx1="http://schemas.microsoft.com/office/drawing/2015/9/8/chartex" xmlns:cx2="http://schemas.microsoft.com/office/drawing/2015/10/21/chartex" xmlns:cx3="http://schemas.microsoft.com/office/drawing/2016/5/9/chartex" xmlns:cx4="http://schemas.microsoft.com/office/drawing/2016/5/10/chartex" xmlns:cx5="http://schemas.microsoft.com/office/drawing/2016/5/11/chartex" xmlns:cx6="http://schemas.microsoft.com/office/drawing/2016/5/12/chartex" xmlns:cx7="http://schemas.microsoft.com/office/drawing/2016/5/13/chartex" xmlns:cx8="http://schemas.microsoft.com/office/drawing/2016/5/14/chartex" xmlns:mc="http://schemas.openxmlformats.org/markup-compatibility/2006" xmlns:aink="http://schemas.microsoft.com/office/drawing/2016/ink" xmlns:am3d="http://schemas.microsoft.com/office/drawing/2017/model3d" xmlns:o="urn:schemas-microsoft-com:office:office" xmlns:r="http://schemas.openxmlformats.org/officeDocument/2006/relationships" xmlns:m="http://schemas.openxmlformats.org/officeDocument/2006/math" xmlns:v="urn:schemas-microsoft-com:vml" xmlns:wp14="http://schemas.microsoft.com/office/word/2010/wordprocessingDrawing" xmlns:wp="http://schemas.openxmlformats.org/drawingml/2006/wordprocessingDrawing" xmlns:w10="urn:schemas-microsoft-com:office:word" xmlns:w="http://schemas.openxmlformats.org/wordprocessingml/2006/main" xmlns:w14="http://schemas.microsoft.com/office/word/2010/wordml" xmlns:w15="http://schemas.microsoft.com/office/word/2012/wordml" xmlns:w16cex="http://schemas.microsoft.com/office/word/2018/wordml/cex" xmlns:w16cid="http://schemas.microsoft.com/office/word/2016/wordml/cid" xmlns:w16="http://schemas.microsoft.com/office/word/2018/wordml" xmlns:w16se="http://schemas.microsoft.com/office/word/2015/wordml/symex" xmlns:wpg="http://schemas.microsoft.com/office/word/2010/wordprocessingGroup" xmlns:wpi="http://schemas.microsoft.com/office/word/2010/wordprocessingInk" xmlns:wne="http://schemas.microsoft.com/office/word/2006/wordml" xmlns:wps="http://schemas.microsoft.com/office/word/2010/wordprocessingShape" mc:Ignorable="w14 w15 w16se w16cid w16 w16cex wp14">
+  <w:footnote w:type="separator" w:id="-1">
+    <w:p>
+      <w:r>
+        <w:separator/>
+      </w:r>
+    </w:p>
+  </w:footnote>
+  <w:footnote w:type="continuationSeparator" w:id="0">
+    <w:p>
+      <w:r>
+        <w:continuationSeparator/>
+      </w:r>
+    </w:p>
+  </w:footnote>
+</w:footnotes>
 </file>
 
 <file path=word/styles.xml><?xml version="1.0" encoding="utf-8"?>
@@ -878,6 +1026,48 @@
     <w:semiHidden/>
     <w:unhideWhenUsed/>
   </w:style>
+  <w:style w:type="paragraph" w:styleId="Header">
+    <w:name w:val="header"/>
+    <w:basedOn w:val="Normal"/>
+    <w:link w:val="HeaderChar"/>
+    <w:uiPriority w:val="99"/>
+    <w:unhideWhenUsed/>
+    <w:rsid w:val="00D05585"/>
+    <w:pPr>
+      <w:tabs>
+        <w:tab w:val="center" w:pos="4513"/>
+        <w:tab w:val="right" w:pos="9026"/>
+      </w:tabs>
+    </w:pPr>
+  </w:style>
+  <w:style w:type="character" w:customStyle="1" w:styleId="HeaderChar">
+    <w:name w:val="Header Char"/>
+    <w:basedOn w:val="DefaultParagraphFont"/>
+    <w:link w:val="Header"/>
+    <w:uiPriority w:val="99"/>
+    <w:rsid w:val="00D05585"/>
+  </w:style>
+  <w:style w:type="paragraph" w:styleId="Footer">
+    <w:name w:val="footer"/>
+    <w:basedOn w:val="Normal"/>
+    <w:link w:val="FooterChar"/>
+    <w:uiPriority w:val="99"/>
+    <w:unhideWhenUsed/>
+    <w:rsid w:val="00D05585"/>
+    <w:pPr>
+      <w:tabs>
+        <w:tab w:val="center" w:pos="4513"/>
+        <w:tab w:val="right" w:pos="9026"/>
+      </w:tabs>
+    </w:pPr>
+  </w:style>
+  <w:style w:type="character" w:customStyle="1" w:styleId="FooterChar">
+    <w:name w:val="Footer Char"/>
+    <w:basedOn w:val="DefaultParagraphFont"/>
+    <w:link w:val="Footer"/>
+    <w:uiPriority w:val="99"/>
+    <w:rsid w:val="00D05585"/>
+  </w:style>
 </w:styles>
 </file>
 

--- a/Ultra Health Report.docx
+++ b/Ultra Health Report.docx
@@ -5,28 +5,90 @@
     <w:p>
       <w:pPr>
         <w:rPr>
-          <w:rFonts w:ascii="Times New Roman" w:eastAsia="Times New Roman" w:hAnsi="Times New Roman" w:cs="Times New Roman"/>
+          <w:rFonts w:eastAsia="Times New Roman" w:cstheme="minorHAnsi"/>
+          <w:sz w:val="28"/>
+          <w:szCs w:val="28"/>
+          <w:u w:val="single"/>
           <w:lang w:eastAsia="en-GB"/>
         </w:rPr>
       </w:pPr>
-      <w:r>
-        <w:rPr>
-          <w:rFonts w:ascii="Times New Roman" w:eastAsia="Times New Roman" w:hAnsi="Times New Roman" w:cs="Times New Roman"/>
+      <w:proofErr w:type="spellStart"/>
+      <w:r>
+        <w:rPr>
+          <w:rFonts w:eastAsia="Times New Roman" w:cstheme="minorHAnsi"/>
+          <w:sz w:val="28"/>
+          <w:szCs w:val="28"/>
+          <w:u w:val="single"/>
           <w:lang w:eastAsia="en-GB"/>
         </w:rPr>
+        <w:t>Ultra Health</w:t>
+      </w:r>
+      <w:proofErr w:type="spellEnd"/>
+      <w:r>
+        <w:rPr>
+          <w:rFonts w:eastAsia="Times New Roman" w:cstheme="minorHAnsi"/>
+          <w:sz w:val="28"/>
+          <w:szCs w:val="28"/>
+          <w:u w:val="single"/>
+          <w:lang w:eastAsia="en-GB"/>
+        </w:rPr>
+        <w:t xml:space="preserve"> Application</w:t>
+      </w:r>
+      <w:r>
+        <w:rPr>
+          <w:rFonts w:eastAsia="Times New Roman" w:cstheme="minorHAnsi"/>
+          <w:sz w:val="28"/>
+          <w:szCs w:val="28"/>
+          <w:u w:val="single"/>
+          <w:lang w:eastAsia="en-GB"/>
+        </w:rPr>
+        <w:t xml:space="preserve"> Design</w:t>
+      </w:r>
+    </w:p>
+    <w:p>
+      <w:pPr>
+        <w:rPr>
+          <w:rFonts w:eastAsia="Times New Roman" w:cstheme="minorHAnsi"/>
+          <w:sz w:val="28"/>
+          <w:szCs w:val="28"/>
+          <w:u w:val="single"/>
+          <w:lang w:eastAsia="en-GB"/>
+        </w:rPr>
+      </w:pPr>
+    </w:p>
+    <w:p>
+      <w:pPr>
+        <w:rPr>
+          <w:rFonts w:eastAsia="Times New Roman" w:cstheme="minorHAnsi"/>
+          <w:lang w:eastAsia="en-GB"/>
+        </w:rPr>
+      </w:pPr>
+      <w:r>
+        <w:rPr>
+          <w:rFonts w:eastAsia="Times New Roman" w:cstheme="minorHAnsi"/>
+          <w:lang w:eastAsia="en-GB"/>
+        </w:rPr>
         <w:t>A document indicating the following: Group Name and Team Members. The theme and ideas of the application and a background to how the theme was arrived at, include your design documentation and testing documentation. Outstanding features of note, Unique Selling Point.</w:t>
       </w:r>
     </w:p>
-    <w:p/>
-    <w:p>
-      <w:pPr>
-        <w:rPr>
-          <w:b/>
-          <w:bCs/>
-        </w:rPr>
-      </w:pPr>
-      <w:r>
-        <w:rPr>
+    <w:p>
+      <w:pPr>
+        <w:rPr>
+          <w:rFonts w:cstheme="minorHAnsi"/>
+        </w:rPr>
+      </w:pPr>
+    </w:p>
+    <w:p>
+      <w:pPr>
+        <w:rPr>
+          <w:rFonts w:cstheme="minorHAnsi"/>
+          <w:b/>
+          <w:bCs/>
+        </w:rPr>
+      </w:pPr>
+      <w:r>
+        <w:rPr>
+          <w:rFonts w:cstheme="minorHAnsi"/>
           <w:b/>
           <w:bCs/>
         </w:rPr>
@@ -36,20 +98,23 @@
     <w:p>
       <w:pPr>
         <w:rPr>
-          <w:b/>
-          <w:bCs/>
-        </w:rPr>
-      </w:pPr>
-    </w:p>
-    <w:p>
-      <w:pPr>
-        <w:rPr>
-          <w:b/>
-          <w:bCs/>
-        </w:rPr>
-      </w:pPr>
-      <w:r>
-        <w:rPr>
+          <w:rFonts w:cstheme="minorHAnsi"/>
+          <w:b/>
+          <w:bCs/>
+        </w:rPr>
+      </w:pPr>
+    </w:p>
+    <w:p>
+      <w:pPr>
+        <w:rPr>
+          <w:rFonts w:cstheme="minorHAnsi"/>
+          <w:b/>
+          <w:bCs/>
+        </w:rPr>
+      </w:pPr>
+      <w:r>
+        <w:rPr>
+          <w:rFonts w:cstheme="minorHAnsi"/>
           <w:b/>
           <w:bCs/>
         </w:rPr>
@@ -57,86 +122,207 @@
       </w:r>
     </w:p>
     <w:p>
-      <w:r>
+      <w:pPr>
+        <w:rPr>
+          <w:rFonts w:cstheme="minorHAnsi"/>
+        </w:rPr>
+      </w:pPr>
+      <w:r>
+        <w:rPr>
+          <w:rFonts w:cstheme="minorHAnsi"/>
+        </w:rPr>
         <w:t>Brendan Fitzpatrick</w:t>
       </w:r>
     </w:p>
     <w:p>
-      <w:r>
+      <w:pPr>
+        <w:rPr>
+          <w:rFonts w:cstheme="minorHAnsi"/>
+        </w:rPr>
+      </w:pPr>
+      <w:r>
+        <w:rPr>
+          <w:rFonts w:cstheme="minorHAnsi"/>
+        </w:rPr>
         <w:t xml:space="preserve">Jayne Grant </w:t>
       </w:r>
     </w:p>
     <w:p>
-      <w:r>
+      <w:pPr>
+        <w:rPr>
+          <w:rFonts w:cstheme="minorHAnsi"/>
+        </w:rPr>
+      </w:pPr>
+      <w:r>
+        <w:rPr>
+          <w:rFonts w:cstheme="minorHAnsi"/>
+        </w:rPr>
         <w:t>Cillian</w:t>
       </w:r>
       <w:r>
+        <w:rPr>
+          <w:rFonts w:cstheme="minorHAnsi"/>
+        </w:rPr>
         <w:t xml:space="preserve"> </w:t>
       </w:r>
       <w:proofErr w:type="spellStart"/>
       <w:r>
+        <w:rPr>
+          <w:rFonts w:cstheme="minorHAnsi"/>
+        </w:rPr>
         <w:t>McKermitt</w:t>
       </w:r>
       <w:proofErr w:type="spellEnd"/>
     </w:p>
     <w:p>
-      <w:r>
+      <w:pPr>
+        <w:rPr>
+          <w:rFonts w:cstheme="minorHAnsi"/>
+        </w:rPr>
+      </w:pPr>
+      <w:r>
+        <w:rPr>
+          <w:rFonts w:cstheme="minorHAnsi"/>
+        </w:rPr>
         <w:t>Luke Hinton</w:t>
       </w:r>
     </w:p>
-    <w:p/>
-    <w:p>
-      <w:pPr>
-        <w:rPr>
-          <w:b/>
-          <w:bCs/>
-          <w:u w:val="single"/>
-        </w:rPr>
-      </w:pPr>
-      <w:r>
-        <w:rPr>
-          <w:b/>
-          <w:bCs/>
-          <w:u w:val="single"/>
-        </w:rPr>
-        <w:t xml:space="preserve">Background – initial idea. </w:t>
-      </w:r>
-    </w:p>
-    <w:p>
-      <w:r>
+    <w:p>
+      <w:pPr>
+        <w:rPr>
+          <w:rFonts w:cstheme="minorHAnsi"/>
+        </w:rPr>
+      </w:pPr>
+    </w:p>
+    <w:p>
+      <w:pPr>
+        <w:rPr>
+          <w:rFonts w:cstheme="minorHAnsi"/>
+          <w:b/>
+          <w:bCs/>
+          <w:u w:val="single"/>
+        </w:rPr>
+      </w:pPr>
+      <w:r>
+        <w:rPr>
+          <w:rFonts w:cstheme="minorHAnsi"/>
+          <w:b/>
+          <w:bCs/>
+          <w:u w:val="single"/>
+        </w:rPr>
+        <w:t>Background – initial idea</w:t>
+      </w:r>
+    </w:p>
+    <w:p>
+      <w:pPr>
+        <w:rPr>
+          <w:rFonts w:cstheme="minorHAnsi"/>
+          <w:b/>
+          <w:bCs/>
+          <w:u w:val="single"/>
+        </w:rPr>
+      </w:pPr>
+    </w:p>
+    <w:p>
+      <w:pPr>
+        <w:rPr>
+          <w:rFonts w:cstheme="minorHAnsi"/>
+        </w:rPr>
+      </w:pPr>
+      <w:r>
+        <w:rPr>
+          <w:rFonts w:cstheme="minorHAnsi"/>
+        </w:rPr>
         <w:t xml:space="preserve">As a group we discussed which application we would each like to use as individuals, this intial conversation would give each individual a better insight into what we wanted to create as an overall application. We each had ideas on individual programmes e.g. a Programme that would monitor an individuals BMI, a programme that could instruct a user if their resting heart rage meets the recommended heart rate for age and a programme that could give information to a user about their sleep patterns and their BMR. Luckily for the group the individual programmes we wanted to create incorporated health as a main theme. </w:t>
       </w:r>
     </w:p>
-    <w:p/>
-    <w:p>
-      <w:r>
+    <w:p>
+      <w:pPr>
+        <w:rPr>
+          <w:rFonts w:cstheme="minorHAnsi"/>
+        </w:rPr>
+      </w:pPr>
+    </w:p>
+    <w:p>
+      <w:pPr>
+        <w:rPr>
+          <w:rFonts w:cstheme="minorHAnsi"/>
+        </w:rPr>
+      </w:pPr>
+      <w:r>
+        <w:rPr>
+          <w:rFonts w:cstheme="minorHAnsi"/>
+        </w:rPr>
         <w:t xml:space="preserve">In today’s application market there is certainly no shortage of health apps, however we reached the conclusion that some of the programmes had a unique selling point. First of all, an application that monitors sleep patterns on a weekly basis is virtually unheard of, however it is an important feature to instruct a user of healthy/unhealthy sleep patterns. </w:t>
       </w:r>
     </w:p>
     <w:p>
-      <w:r>
+      <w:pPr>
+        <w:rPr>
+          <w:rFonts w:cstheme="minorHAnsi"/>
+        </w:rPr>
+      </w:pPr>
+      <w:r>
+        <w:rPr>
+          <w:rFonts w:cstheme="minorHAnsi"/>
+        </w:rPr>
         <w:t>Secondly a heart rate app that instead of just recording heart rates in comparison to previous days and weeks, instructs the user what a healthy heart rate would be for their age group. The app would also incorporate essential programmes, like a BMI and BMR checker that is tailored to the induvial on an extremely versatile and easy to use interface</w:t>
       </w:r>
     </w:p>
-    <w:p/>
-    <w:p>
-      <w:r>
+    <w:p>
+      <w:pPr>
+        <w:rPr>
+          <w:rFonts w:cstheme="minorHAnsi"/>
+        </w:rPr>
+      </w:pPr>
+    </w:p>
+    <w:p>
+      <w:pPr>
+        <w:rPr>
+          <w:rFonts w:cstheme="minorHAnsi"/>
+        </w:rPr>
+      </w:pPr>
+      <w:r>
+        <w:rPr>
+          <w:rFonts w:cstheme="minorHAnsi"/>
+        </w:rPr>
         <w:t xml:space="preserve">We therefore came to the conclusion that we could develop an application what encompasses several areas of </w:t>
       </w:r>
       <w:r>
+        <w:rPr>
+          <w:rFonts w:cstheme="minorHAnsi"/>
+        </w:rPr>
         <w:t xml:space="preserve">unique </w:t>
       </w:r>
       <w:r>
+        <w:rPr>
+          <w:rFonts w:cstheme="minorHAnsi"/>
+        </w:rPr>
         <w:t>health monitoring, that would come under the application name Ultra Health</w:t>
       </w:r>
       <w:r>
+        <w:rPr>
+          <w:rFonts w:cstheme="minorHAnsi"/>
+        </w:rPr>
         <w:t>.</w:t>
       </w:r>
     </w:p>
-    <w:p/>
-    <w:p>
-      <w:r>
-        <w:rPr>
+    <w:p>
+      <w:pPr>
+        <w:rPr>
+          <w:rFonts w:cstheme="minorHAnsi"/>
+        </w:rPr>
+      </w:pPr>
+    </w:p>
+    <w:p>
+      <w:pPr>
+        <w:rPr>
+          <w:rFonts w:cstheme="minorHAnsi"/>
+        </w:rPr>
+      </w:pPr>
+      <w:r>
+        <w:rPr>
+          <w:rFonts w:cstheme="minorHAnsi"/>
           <w:b/>
           <w:bCs/>
           <w:u w:val="single"/>
@@ -144,13 +330,35 @@
         <w:t>Design process</w:t>
       </w:r>
     </w:p>
-    <w:p/>
-    <w:p>
-      <w:r>
-        <w:t xml:space="preserve">As a group we discussed in great detail how we would each contribute to the application to keep the process fair and evenly distributed. We decided that we would each take on an individual class, and collectively create a Test application at the end. Luke would take on the responsibility of creating a Main class, with a heart rate sub class. Cillian would take the responsibility of creating the BMR sub class, Jayne would take the responsibility of creating the BMI class and Brendan would take on the responsibility of developing the Sleep Average class. We used the online service </w:t>
-      </w:r>
-      <w:r>
-        <w:rPr>
+    <w:p>
+      <w:pPr>
+        <w:rPr>
+          <w:rFonts w:cstheme="minorHAnsi"/>
+        </w:rPr>
+      </w:pPr>
+    </w:p>
+    <w:p>
+      <w:pPr>
+        <w:rPr>
+          <w:rFonts w:cstheme="minorHAnsi"/>
+        </w:rPr>
+      </w:pPr>
+      <w:r>
+        <w:rPr>
+          <w:rFonts w:cstheme="minorHAnsi"/>
+        </w:rPr>
+        <w:t xml:space="preserve">As a group we discussed in great detail how we would each contribute to the application to keep the process fair and evenly distributed. We decided that we would each take on an individual class, and collectively create a Test application at the end. Luke would take on the responsibility of creating a Main class, with a heart rate sub class. Cillian would take the responsibility of creating the BMR sub class, Jayne would take the responsibility of creating the BMI class and Brendan would take on the responsibility of developing the Sleep Average </w:t>
+      </w:r>
+      <w:r>
+        <w:rPr>
+          <w:rFonts w:cstheme="minorHAnsi"/>
+        </w:rPr>
+        <w:lastRenderedPageBreak/>
+        <w:t xml:space="preserve">class. We used the online service </w:t>
+      </w:r>
+      <w:r>
+        <w:rPr>
+          <w:rFonts w:cstheme="minorHAnsi"/>
           <w:b/>
           <w:bCs/>
         </w:rPr>
@@ -158,6 +366,7 @@
       </w:r>
       <w:r>
         <w:rPr>
+          <w:rFonts w:cstheme="minorHAnsi"/>
           <w:b/>
           <w:bCs/>
           <w:u w:val="single"/>
@@ -165,18 +374,29 @@
         <w:t>rello</w:t>
       </w:r>
       <w:r>
+        <w:rPr>
+          <w:rFonts w:cstheme="minorHAnsi"/>
+        </w:rPr>
         <w:t xml:space="preserve"> to share our initial ideas on the structure and layout. We were each able to create a Trello account very</w:t>
       </w:r>
       <w:r>
+        <w:rPr>
+          <w:rFonts w:cstheme="minorHAnsi"/>
+        </w:rPr>
         <w:t xml:space="preserve"> easily and started to share information on each of the sections</w:t>
       </w:r>
     </w:p>
     <w:p>
-      <w:r>
-        <w:rPr>
+      <w:pPr>
+        <w:rPr>
+          <w:rFonts w:cstheme="minorHAnsi"/>
+        </w:rPr>
+      </w:pPr>
+      <w:r>
+        <w:rPr>
+          <w:rFonts w:cstheme="minorHAnsi"/>
           <w:noProof/>
         </w:rPr>
-        <w:lastRenderedPageBreak/>
         <w:drawing>
           <wp:inline distT="0" distB="0" distL="0" distR="0" wp14:anchorId="2769EAEE" wp14:editId="256661D0">
             <wp:extent cx="3717289" cy="1810871"/>
@@ -220,60 +440,100 @@
         </w:drawing>
       </w:r>
       <w:r>
+        <w:rPr>
+          <w:rFonts w:cstheme="minorHAnsi"/>
+        </w:rPr>
         <w:t xml:space="preserve"> </w:t>
       </w:r>
     </w:p>
     <w:p>
       <w:pPr>
         <w:rPr>
-          <w:b/>
-          <w:bCs/>
-        </w:rPr>
-      </w:pPr>
-      <w:r>
-        <w:rPr>
-          <w:b/>
-          <w:bCs/>
-        </w:rPr>
-        <w:t>ULTRA HEALTH MAIN DESIGN BOARD</w:t>
-      </w:r>
-      <w:r>
-        <w:rPr>
-          <w:b/>
-          <w:bCs/>
+          <w:rFonts w:cstheme="minorHAnsi"/>
+          <w:b/>
+          <w:bCs/>
+        </w:rPr>
+      </w:pPr>
+      <w:r>
+        <w:rPr>
+          <w:rFonts w:cstheme="minorHAnsi"/>
+          <w:b/>
+          <w:bCs/>
+        </w:rPr>
+        <w:t>ULTRA HEALTH MAIN DESIGN BOARD.</w:t>
+      </w:r>
+    </w:p>
+    <w:p>
+      <w:pPr>
+        <w:rPr>
+          <w:rFonts w:cstheme="minorHAnsi"/>
+        </w:rPr>
+      </w:pPr>
+      <w:r>
+        <w:rPr>
+          <w:rFonts w:cstheme="minorHAnsi"/>
+        </w:rPr>
+        <w:t xml:space="preserve">We used this main board to detail initial processes including prep, Classes, </w:t>
+      </w:r>
+      <w:proofErr w:type="spellStart"/>
+      <w:r>
+        <w:rPr>
+          <w:rFonts w:cstheme="minorHAnsi"/>
+        </w:rPr>
+        <w:t>UltraHealth</w:t>
+      </w:r>
+      <w:proofErr w:type="spellEnd"/>
+      <w:r>
+        <w:rPr>
+          <w:rFonts w:cstheme="minorHAnsi"/>
+        </w:rPr>
+        <w:t xml:space="preserve"> Main App and testing</w:t>
+      </w:r>
+    </w:p>
+    <w:p>
+      <w:pPr>
+        <w:rPr>
+          <w:rFonts w:cstheme="minorHAnsi"/>
+        </w:rPr>
+      </w:pPr>
+    </w:p>
+    <w:p>
+      <w:pPr>
+        <w:rPr>
+          <w:rFonts w:cstheme="minorHAnsi"/>
+        </w:rPr>
+      </w:pPr>
+    </w:p>
+    <w:p>
+      <w:pPr>
+        <w:rPr>
+          <w:rFonts w:cstheme="minorHAnsi"/>
+        </w:rPr>
+      </w:pPr>
+    </w:p>
+    <w:p>
+      <w:pPr>
+        <w:rPr>
+          <w:rFonts w:cstheme="minorHAnsi"/>
+        </w:rPr>
+      </w:pPr>
+      <w:r>
+        <w:rPr>
+          <w:rFonts w:cstheme="minorHAnsi"/>
         </w:rPr>
         <w:t>.</w:t>
       </w:r>
     </w:p>
     <w:p>
-      <w:r>
-        <w:t xml:space="preserve">We used this main board to detail initial processes including prep, Classes, </w:t>
-      </w:r>
-      <w:proofErr w:type="spellStart"/>
-      <w:r>
-        <w:t>UltraHealth</w:t>
-      </w:r>
-      <w:proofErr w:type="spellEnd"/>
-      <w:r>
-        <w:t xml:space="preserve"> Main App and testing</w:t>
-      </w:r>
-    </w:p>
-    <w:p/>
-    <w:p/>
-    <w:p/>
-    <w:p>
-      <w:r>
-        <w:t>.</w:t>
-      </w:r>
-    </w:p>
-    <w:p>
-      <w:pPr>
-        <w:rPr>
+      <w:pPr>
+        <w:rPr>
+          <w:rFonts w:cstheme="minorHAnsi"/>
           <w:noProof/>
         </w:rPr>
       </w:pPr>
       <w:r>
         <w:rPr>
+          <w:rFonts w:cstheme="minorHAnsi"/>
           <w:noProof/>
         </w:rPr>
         <w:drawing>
@@ -322,12 +582,14 @@
     <w:p>
       <w:pPr>
         <w:rPr>
-          <w:b/>
-          <w:bCs/>
-        </w:rPr>
-      </w:pPr>
-      <w:r>
-        <w:rPr>
+          <w:rFonts w:cstheme="minorHAnsi"/>
+          <w:b/>
+          <w:bCs/>
+        </w:rPr>
+      </w:pPr>
+      <w:r>
+        <w:rPr>
+          <w:rFonts w:cstheme="minorHAnsi"/>
           <w:b/>
           <w:bCs/>
         </w:rPr>
@@ -337,22 +599,82 @@
     <w:p>
       <w:pPr>
         <w:rPr>
-          <w:b/>
-          <w:bCs/>
-        </w:rPr>
-      </w:pPr>
-    </w:p>
-    <w:p>
-      <w:pPr>
-        <w:rPr>
-          <w:b/>
-          <w:bCs/>
-        </w:rPr>
-      </w:pPr>
-      <w:r>
-        <w:rPr>
-          <w:b/>
-          <w:bCs/>
+          <w:rFonts w:cstheme="minorHAnsi"/>
+          <w:b/>
+          <w:bCs/>
+        </w:rPr>
+      </w:pPr>
+    </w:p>
+    <w:p>
+      <w:pPr>
+        <w:rPr>
+          <w:rFonts w:cstheme="minorHAnsi"/>
+          <w:b/>
+          <w:bCs/>
+        </w:rPr>
+      </w:pPr>
+    </w:p>
+    <w:p>
+      <w:pPr>
+        <w:rPr>
+          <w:rFonts w:cstheme="minorHAnsi"/>
+          <w:b/>
+          <w:bCs/>
+        </w:rPr>
+      </w:pPr>
+    </w:p>
+    <w:p>
+      <w:pPr>
+        <w:rPr>
+          <w:rFonts w:cstheme="minorHAnsi"/>
+          <w:b/>
+          <w:bCs/>
+        </w:rPr>
+      </w:pPr>
+    </w:p>
+    <w:p>
+      <w:pPr>
+        <w:rPr>
+          <w:rFonts w:cstheme="minorHAnsi"/>
+          <w:b/>
+          <w:bCs/>
+        </w:rPr>
+      </w:pPr>
+    </w:p>
+    <w:p>
+      <w:pPr>
+        <w:rPr>
+          <w:rFonts w:cstheme="minorHAnsi"/>
+          <w:b/>
+          <w:bCs/>
+        </w:rPr>
+      </w:pPr>
+    </w:p>
+    <w:p>
+      <w:pPr>
+        <w:rPr>
+          <w:rFonts w:cstheme="minorHAnsi"/>
+          <w:b/>
+          <w:bCs/>
+        </w:rPr>
+      </w:pPr>
+    </w:p>
+    <w:p>
+      <w:pPr>
+        <w:rPr>
+          <w:rFonts w:cstheme="minorHAnsi"/>
+        </w:rPr>
+      </w:pPr>
+      <w:r>
+        <w:rPr>
+          <w:rFonts w:cstheme="minorHAnsi"/>
+        </w:rPr>
+        <w:lastRenderedPageBreak/>
+        <w:t>Trello continued….</w:t>
+      </w:r>
+      <w:r>
+        <w:rPr>
+          <w:rFonts w:cstheme="minorHAnsi"/>
         </w:rPr>
         <w:br w:type="page"/>
       </w:r>
@@ -362,38 +684,343 @@
         <w:rPr>
           <w:b/>
           <w:bCs/>
-        </w:rPr>
-      </w:pPr>
-      <w:r>
-        <w:rPr>
-          <w:b/>
-          <w:bCs/>
+          <w:u w:val="single"/>
+        </w:rPr>
+      </w:pPr>
+      <w:r>
+        <w:rPr>
+          <w:b/>
+          <w:bCs/>
+          <w:u w:val="single"/>
         </w:rPr>
         <w:lastRenderedPageBreak/>
-        <w:br w:type="page"/>
-      </w:r>
-    </w:p>
-    <w:p>
-      <w:pPr>
-        <w:rPr>
-          <w:b/>
-          <w:bCs/>
-        </w:rPr>
-      </w:pPr>
-      <w:r>
-        <w:rPr>
-          <w:b/>
-          <w:bCs/>
+        <w:t>Testing</w:t>
+      </w:r>
+    </w:p>
+    <w:p>
+      <w:pPr>
+        <w:rPr>
+          <w:b/>
+          <w:bCs/>
+          <w:u w:val="single"/>
+        </w:rPr>
+      </w:pPr>
+    </w:p>
+    <w:p>
+      <w:r>
+        <w:t>Each individual person responsible for writing their bit of code would have tested their class using a temporary test app naturally errors such as spacing with in print methods to the user would come back with spaces in the wrong places or lack of spaces. These are easy to fix but only noticeable when the program is put into testing.</w:t>
+      </w:r>
+      <w:r>
+        <w:t xml:space="preserve"> By testing each of our own classes we eliminated any potential problems before we then merged the applications into our main Ultra Health app.</w:t>
+      </w:r>
+    </w:p>
+    <w:p/>
+    <w:p>
+      <w:r>
+        <w:t xml:space="preserve">On creating the main Ultra Health app we found that when entraining a number to select a program from the on screen menu if an alphanumeric character was entered it would crash the app as the Scanner class was expecting an integer only. </w:t>
+      </w:r>
+    </w:p>
+    <w:p/>
+    <w:p/>
+    <w:p>
+      <w:pPr>
+        <w:rPr>
+          <w:b/>
+          <w:bCs/>
+          <w:u w:val="single"/>
+        </w:rPr>
+      </w:pPr>
+    </w:p>
+    <w:p>
+      <w:pPr>
+        <w:rPr>
+          <w:b/>
+          <w:bCs/>
+          <w:u w:val="single"/>
+        </w:rPr>
+      </w:pPr>
+    </w:p>
+    <w:p>
+      <w:pPr>
+        <w:rPr>
+          <w:b/>
+          <w:bCs/>
+          <w:u w:val="single"/>
+        </w:rPr>
+      </w:pPr>
+    </w:p>
+    <w:p>
+      <w:pPr>
+        <w:rPr>
+          <w:b/>
+          <w:bCs/>
+          <w:u w:val="single"/>
+        </w:rPr>
+      </w:pPr>
+    </w:p>
+    <w:p>
+      <w:pPr>
+        <w:rPr>
+          <w:b/>
+          <w:bCs/>
+          <w:u w:val="single"/>
+        </w:rPr>
+      </w:pPr>
+    </w:p>
+    <w:p>
+      <w:pPr>
+        <w:rPr>
+          <w:b/>
+          <w:bCs/>
+          <w:u w:val="single"/>
+        </w:rPr>
+      </w:pPr>
+    </w:p>
+    <w:p>
+      <w:pPr>
+        <w:rPr>
+          <w:b/>
+          <w:bCs/>
+          <w:u w:val="single"/>
+        </w:rPr>
+      </w:pPr>
+    </w:p>
+    <w:p>
+      <w:pPr>
+        <w:rPr>
+          <w:b/>
+          <w:bCs/>
+          <w:u w:val="single"/>
+        </w:rPr>
+      </w:pPr>
+    </w:p>
+    <w:p>
+      <w:pPr>
+        <w:rPr>
+          <w:b/>
+          <w:bCs/>
+          <w:u w:val="single"/>
+        </w:rPr>
+      </w:pPr>
+    </w:p>
+    <w:p>
+      <w:pPr>
+        <w:rPr>
+          <w:b/>
+          <w:bCs/>
+          <w:u w:val="single"/>
+        </w:rPr>
+      </w:pPr>
+    </w:p>
+    <w:p>
+      <w:pPr>
+        <w:rPr>
+          <w:b/>
+          <w:bCs/>
+          <w:u w:val="single"/>
+        </w:rPr>
+      </w:pPr>
+    </w:p>
+    <w:p>
+      <w:pPr>
+        <w:rPr>
+          <w:b/>
+          <w:bCs/>
+          <w:u w:val="single"/>
+        </w:rPr>
+      </w:pPr>
+    </w:p>
+    <w:p>
+      <w:pPr>
+        <w:rPr>
+          <w:b/>
+          <w:bCs/>
+          <w:u w:val="single"/>
+        </w:rPr>
+      </w:pPr>
+    </w:p>
+    <w:p>
+      <w:pPr>
+        <w:rPr>
+          <w:b/>
+          <w:bCs/>
+          <w:u w:val="single"/>
+        </w:rPr>
+      </w:pPr>
+    </w:p>
+    <w:p>
+      <w:pPr>
+        <w:rPr>
+          <w:b/>
+          <w:bCs/>
+          <w:u w:val="single"/>
+        </w:rPr>
+      </w:pPr>
+    </w:p>
+    <w:p>
+      <w:pPr>
+        <w:rPr>
+          <w:b/>
+          <w:bCs/>
+          <w:u w:val="single"/>
+        </w:rPr>
+      </w:pPr>
+    </w:p>
+    <w:p>
+      <w:pPr>
+        <w:rPr>
+          <w:b/>
+          <w:bCs/>
+          <w:u w:val="single"/>
+        </w:rPr>
+      </w:pPr>
+    </w:p>
+    <w:p>
+      <w:pPr>
+        <w:rPr>
+          <w:b/>
+          <w:bCs/>
+          <w:u w:val="single"/>
+        </w:rPr>
+      </w:pPr>
+    </w:p>
+    <w:p>
+      <w:pPr>
+        <w:rPr>
+          <w:b/>
+          <w:bCs/>
+          <w:u w:val="single"/>
+        </w:rPr>
+      </w:pPr>
+    </w:p>
+    <w:p>
+      <w:pPr>
+        <w:rPr>
+          <w:b/>
+          <w:bCs/>
+          <w:u w:val="single"/>
+        </w:rPr>
+      </w:pPr>
+    </w:p>
+    <w:p>
+      <w:pPr>
+        <w:rPr>
+          <w:b/>
+          <w:bCs/>
+          <w:u w:val="single"/>
+        </w:rPr>
+      </w:pPr>
+    </w:p>
+    <w:p>
+      <w:pPr>
+        <w:rPr>
+          <w:b/>
+          <w:bCs/>
+          <w:u w:val="single"/>
+        </w:rPr>
+      </w:pPr>
+    </w:p>
+    <w:p>
+      <w:pPr>
+        <w:rPr>
+          <w:b/>
+          <w:bCs/>
+          <w:u w:val="single"/>
+        </w:rPr>
+      </w:pPr>
+    </w:p>
+    <w:p>
+      <w:pPr>
+        <w:rPr>
+          <w:b/>
+          <w:bCs/>
+          <w:u w:val="single"/>
+        </w:rPr>
+      </w:pPr>
+    </w:p>
+    <w:p>
+      <w:pPr>
+        <w:rPr>
+          <w:b/>
+          <w:bCs/>
+          <w:u w:val="single"/>
+        </w:rPr>
+      </w:pPr>
+    </w:p>
+    <w:p>
+      <w:pPr>
+        <w:rPr>
+          <w:b/>
+          <w:bCs/>
+          <w:u w:val="single"/>
+        </w:rPr>
+      </w:pPr>
+    </w:p>
+    <w:p>
+      <w:pPr>
+        <w:rPr>
+          <w:b/>
+          <w:bCs/>
+          <w:u w:val="single"/>
+        </w:rPr>
+      </w:pPr>
+    </w:p>
+    <w:p>
+      <w:pPr>
+        <w:rPr>
+          <w:b/>
+          <w:bCs/>
+          <w:u w:val="single"/>
+        </w:rPr>
+      </w:pPr>
+    </w:p>
+    <w:p>
+      <w:pPr>
+        <w:rPr>
+          <w:b/>
+          <w:bCs/>
+          <w:u w:val="single"/>
+        </w:rPr>
+      </w:pPr>
+    </w:p>
+    <w:p>
+      <w:pPr>
+        <w:rPr>
+          <w:b/>
+          <w:bCs/>
+          <w:u w:val="single"/>
+        </w:rPr>
+      </w:pPr>
+    </w:p>
+    <w:p>
+      <w:pPr>
+        <w:rPr>
+          <w:b/>
+          <w:bCs/>
+          <w:u w:val="single"/>
+        </w:rPr>
+      </w:pPr>
+    </w:p>
+    <w:p>
+      <w:pPr>
+        <w:rPr>
+          <w:b/>
+          <w:bCs/>
+        </w:rPr>
+        <w:sectPr>
+          <w:pgSz w:w="11906" w:h="16838"/>
+          <w:pgMar w:top="1440" w:right="1440" w:bottom="1440" w:left="1440" w:header="708" w:footer="708" w:gutter="0"/>
+          <w:cols w:space="708"/>
+          <w:docGrid w:linePitch="360"/>
+        </w:sectPr>
+      </w:pPr>
+      <w:r>
+        <w:rPr>
+          <w:b/>
+          <w:bCs/>
+          <w:noProof/>
         </w:rPr>
         <w:lastRenderedPageBreak/>
-        <w:t xml:space="preserve">                   Error handling</w:t>
-      </w:r>
-      <w:r>
-        <w:rPr>
-          <w:b/>
-          <w:bCs/>
-          <w:noProof/>
-        </w:rPr>
         <w:drawing>
           <wp:inline distT="0" distB="0" distL="0" distR="0" wp14:anchorId="32131A91" wp14:editId="71D20CA7">
             <wp:extent cx="5730844" cy="2644588"/>
@@ -440,83 +1067,75 @@
         <w:rPr>
           <w:b/>
           <w:bCs/>
+        </w:rPr>
+        <w:t xml:space="preserve"> </w:t>
+      </w:r>
+    </w:p>
+    <w:p>
+      <w:pPr>
+        <w:rPr>
+          <w:b/>
+          <w:bCs/>
+        </w:rPr>
+      </w:pPr>
+    </w:p>
+    <w:p>
+      <w:pPr>
+        <w:tabs>
+          <w:tab w:val="left" w:pos="1271"/>
+        </w:tabs>
+        <w:rPr>
+          <w:b/>
+          <w:bCs/>
+          <w:u w:val="single"/>
+        </w:rPr>
+      </w:pPr>
+      <w:r>
+        <w:rPr>
+          <w:b/>
+          <w:bCs/>
+        </w:rPr>
+        <w:tab/>
+      </w:r>
+      <w:r>
+        <w:rPr>
+          <w:b/>
+          <w:bCs/>
+          <w:u w:val="single"/>
+        </w:rPr>
+        <w:t>UML Diagram</w:t>
+      </w:r>
+    </w:p>
+    <w:p>
+      <w:pPr>
+        <w:tabs>
+          <w:tab w:val="left" w:pos="1271"/>
+        </w:tabs>
+        <w:sectPr>
+          <w:pgSz w:w="16817" w:h="11901" w:orient="landscape"/>
+          <w:pgMar w:top="1440" w:right="1440" w:bottom="1440" w:left="1440" w:header="709" w:footer="709" w:gutter="0"/>
+          <w:cols w:space="708"/>
+          <w:docGrid w:linePitch="360"/>
+        </w:sectPr>
+      </w:pPr>
+      <w:r>
+        <w:rPr>
+          <w:b/>
+          <w:bCs/>
           <w:noProof/>
         </w:rPr>
         <w:drawing>
-          <wp:inline distT="0" distB="0" distL="0" distR="0" wp14:anchorId="6850C47E" wp14:editId="1EC44792">
-            <wp:extent cx="5731510" cy="2439035"/>
+          <wp:anchor distT="0" distB="0" distL="114300" distR="114300" simplePos="0" relativeHeight="251658240" behindDoc="0" locked="0" layoutInCell="1" allowOverlap="1" wp14:anchorId="658BBAB2" wp14:editId="28CACFBB">
+            <wp:simplePos x="0" y="0"/>
+            <wp:positionH relativeFrom="column">
+              <wp:posOffset>271780</wp:posOffset>
+            </wp:positionH>
+            <wp:positionV relativeFrom="paragraph">
+              <wp:posOffset>473710</wp:posOffset>
+            </wp:positionV>
+            <wp:extent cx="8702040" cy="4182745"/>
             <wp:effectExtent l="0" t="0" r="0" b="0"/>
-            <wp:docPr id="5" name="Picture 5" descr="Text&#10;&#10;Description automatically generated"/>
-            <wp:cNvGraphicFramePr>
-              <a:graphicFrameLocks xmlns:a="http://schemas.openxmlformats.org/drawingml/2006/main" noChangeAspect="1"/>
-            </wp:cNvGraphicFramePr>
-            <a:graphic xmlns:a="http://schemas.openxmlformats.org/drawingml/2006/main">
-              <a:graphicData uri="http://schemas.openxmlformats.org/drawingml/2006/picture">
-                <pic:pic xmlns:pic="http://schemas.openxmlformats.org/drawingml/2006/picture">
-                  <pic:nvPicPr>
-                    <pic:cNvPr id="5" name="Picture 5" descr="Text&#10;&#10;Description automatically generated"/>
-                    <pic:cNvPicPr/>
-                  </pic:nvPicPr>
-                  <pic:blipFill>
-                    <a:blip r:embed="rId9">
-                      <a:extLst>
-                        <a:ext uri="{28A0092B-C50C-407E-A947-70E740481C1C}">
-                          <a14:useLocalDpi xmlns:a14="http://schemas.microsoft.com/office/drawing/2010/main" val="0"/>
-                        </a:ext>
-                      </a:extLst>
-                    </a:blip>
-                    <a:stretch>
-                      <a:fillRect/>
-                    </a:stretch>
-                  </pic:blipFill>
-                  <pic:spPr>
-                    <a:xfrm>
-                      <a:off x="0" y="0"/>
-                      <a:ext cx="5731510" cy="2439035"/>
-                    </a:xfrm>
-                    <a:prstGeom prst="rect">
-                      <a:avLst/>
-                    </a:prstGeom>
-                  </pic:spPr>
-                </pic:pic>
-              </a:graphicData>
-            </a:graphic>
-          </wp:inline>
-        </w:drawing>
-      </w:r>
-      <w:r>
-        <w:rPr>
-          <w:b/>
-          <w:bCs/>
-        </w:rPr>
-        <w:br w:type="page"/>
-      </w:r>
-      <w:r>
-        <w:rPr>
-          <w:b/>
-          <w:bCs/>
-        </w:rPr>
-        <w:lastRenderedPageBreak/>
-        <w:t xml:space="preserve">                                   </w:t>
-      </w:r>
-    </w:p>
-    <w:p>
-      <w:pPr>
-        <w:rPr>
-          <w:b/>
-          <w:bCs/>
-        </w:rPr>
-      </w:pPr>
-      <w:r>
-        <w:rPr>
-          <w:b/>
-          <w:bCs/>
-          <w:noProof/>
-        </w:rPr>
-        <w:drawing>
-          <wp:inline distT="0" distB="0" distL="0" distR="0" wp14:anchorId="658BBAB2" wp14:editId="226203A6">
-            <wp:extent cx="5731510" cy="4050030"/>
-            <wp:effectExtent l="0" t="0" r="0" b="0"/>
+            <wp:wrapSquare wrapText="bothSides"/>
             <wp:docPr id="3" name="Picture 3"/>
             <wp:cNvGraphicFramePr>
               <a:graphicFrameLocks xmlns:a="http://schemas.openxmlformats.org/drawingml/2006/main" noChangeAspect="1"/>
@@ -528,33 +1147,54 @@
                     <pic:cNvPr id="3" name="Picture 3"/>
                     <pic:cNvPicPr/>
                   </pic:nvPicPr>
-                  <pic:blipFill>
-                    <a:blip r:embed="rId10">
+                  <pic:blipFill rotWithShape="1">
+                    <a:blip r:embed="rId9">
                       <a:extLst>
                         <a:ext uri="{28A0092B-C50C-407E-A947-70E740481C1C}">
                           <a14:useLocalDpi xmlns:a14="http://schemas.microsoft.com/office/drawing/2010/main" val="0"/>
                         </a:ext>
                       </a:extLst>
                     </a:blip>
-                    <a:stretch>
-                      <a:fillRect/>
-                    </a:stretch>
+                    <a:srcRect b="31976"/>
+                    <a:stretch/>
                   </pic:blipFill>
-                  <pic:spPr>
+                  <pic:spPr bwMode="auto">
                     <a:xfrm>
                       <a:off x="0" y="0"/>
-                      <a:ext cx="5731510" cy="4050030"/>
+                      <a:ext cx="8702040" cy="4182745"/>
                     </a:xfrm>
                     <a:prstGeom prst="rect">
                       <a:avLst/>
                     </a:prstGeom>
+                    <a:ln>
+                      <a:noFill/>
+                    </a:ln>
+                    <a:extLst>
+                      <a:ext uri="{53640926-AAD7-44D8-BBD7-CCE9431645EC}">
+                        <a14:shadowObscured xmlns:a14="http://schemas.microsoft.com/office/drawing/2010/main"/>
+                      </a:ext>
+                    </a:extLst>
                   </pic:spPr>
                 </pic:pic>
               </a:graphicData>
             </a:graphic>
-          </wp:inline>
+            <wp14:sizeRelH relativeFrom="page">
+              <wp14:pctWidth>0</wp14:pctWidth>
+            </wp14:sizeRelH>
+            <wp14:sizeRelV relativeFrom="page">
+              <wp14:pctHeight>0</wp14:pctHeight>
+            </wp14:sizeRelV>
+          </wp:anchor>
         </w:drawing>
       </w:r>
+    </w:p>
+    <w:p>
+      <w:pPr>
+        <w:rPr>
+          <w:b/>
+          <w:bCs/>
+        </w:rPr>
+      </w:pPr>
     </w:p>
     <w:sectPr>
       <w:pgSz w:w="11906" w:h="16838"/>

--- a/Ultra Health Report.docx
+++ b/Ultra Health Report.docx
@@ -717,315 +717,44 @@
     <w:p/>
     <w:p>
       <w:r>
-        <w:t xml:space="preserve">On creating the main Ultra Health app we found that when entraining a number to select a program from the on screen menu if an alphanumeric character was entered it would crash the app as the Scanner class was expecting an integer only. </w:t>
+        <w:t xml:space="preserve">On creating the main Ultra Health </w:t>
+      </w:r>
+      <w:r>
+        <w:t>app,</w:t>
+      </w:r>
+      <w:r>
+        <w:t xml:space="preserve"> we found that when entraining a number to select a program from the </w:t>
+      </w:r>
+      <w:r>
+        <w:t>on-screen</w:t>
+      </w:r>
+      <w:r>
+        <w:t xml:space="preserve"> menu if an </w:t>
+      </w:r>
+      <w:r>
+        <w:t xml:space="preserve">alphabetical </w:t>
+      </w:r>
+      <w:r>
+        <w:t xml:space="preserve">character was entered it would crash the app as the Scanner class was expecting an integer only. </w:t>
+      </w:r>
+      <w:r>
+        <w:t xml:space="preserve">To solve this, we implemented a try catch method so if an alphabetical character is entered the program can handle the exception by presenting the user with a prompt to remind them to only use numbers in the main menu. </w:t>
+      </w:r>
+      <w:r>
+        <w:t>After seeing the app crash and taking note of the error status Input Mismatch Exception we were then able to add this as the condition of the catch which would then mean if the code in the try block produces an error it will not run anything below it but instead jump to the catch block. You can see this in the image below:</w:t>
       </w:r>
     </w:p>
     <w:p/>
-    <w:p/>
-    <w:p>
-      <w:pPr>
-        <w:rPr>
-          <w:b/>
-          <w:bCs/>
-          <w:u w:val="single"/>
-        </w:rPr>
-      </w:pPr>
-    </w:p>
-    <w:p>
-      <w:pPr>
-        <w:rPr>
-          <w:b/>
-          <w:bCs/>
-          <w:u w:val="single"/>
-        </w:rPr>
-      </w:pPr>
-    </w:p>
-    <w:p>
-      <w:pPr>
-        <w:rPr>
-          <w:b/>
-          <w:bCs/>
-          <w:u w:val="single"/>
-        </w:rPr>
-      </w:pPr>
-    </w:p>
-    <w:p>
-      <w:pPr>
-        <w:rPr>
-          <w:b/>
-          <w:bCs/>
-          <w:u w:val="single"/>
-        </w:rPr>
-      </w:pPr>
-    </w:p>
-    <w:p>
-      <w:pPr>
-        <w:rPr>
-          <w:b/>
-          <w:bCs/>
-          <w:u w:val="single"/>
-        </w:rPr>
-      </w:pPr>
-    </w:p>
-    <w:p>
-      <w:pPr>
-        <w:rPr>
-          <w:b/>
-          <w:bCs/>
-          <w:u w:val="single"/>
-        </w:rPr>
-      </w:pPr>
-    </w:p>
-    <w:p>
-      <w:pPr>
-        <w:rPr>
-          <w:b/>
-          <w:bCs/>
-          <w:u w:val="single"/>
-        </w:rPr>
-      </w:pPr>
-    </w:p>
-    <w:p>
-      <w:pPr>
-        <w:rPr>
-          <w:b/>
-          <w:bCs/>
-          <w:u w:val="single"/>
-        </w:rPr>
-      </w:pPr>
-    </w:p>
-    <w:p>
-      <w:pPr>
-        <w:rPr>
-          <w:b/>
-          <w:bCs/>
-          <w:u w:val="single"/>
-        </w:rPr>
-      </w:pPr>
-    </w:p>
-    <w:p>
-      <w:pPr>
-        <w:rPr>
-          <w:b/>
-          <w:bCs/>
-          <w:u w:val="single"/>
-        </w:rPr>
-      </w:pPr>
-    </w:p>
-    <w:p>
-      <w:pPr>
-        <w:rPr>
-          <w:b/>
-          <w:bCs/>
-          <w:u w:val="single"/>
-        </w:rPr>
-      </w:pPr>
-    </w:p>
-    <w:p>
-      <w:pPr>
-        <w:rPr>
-          <w:b/>
-          <w:bCs/>
-          <w:u w:val="single"/>
-        </w:rPr>
-      </w:pPr>
-    </w:p>
-    <w:p>
-      <w:pPr>
-        <w:rPr>
-          <w:b/>
-          <w:bCs/>
-          <w:u w:val="single"/>
-        </w:rPr>
-      </w:pPr>
-    </w:p>
-    <w:p>
-      <w:pPr>
-        <w:rPr>
-          <w:b/>
-          <w:bCs/>
-          <w:u w:val="single"/>
-        </w:rPr>
-      </w:pPr>
-    </w:p>
-    <w:p>
-      <w:pPr>
-        <w:rPr>
-          <w:b/>
-          <w:bCs/>
-          <w:u w:val="single"/>
-        </w:rPr>
-      </w:pPr>
-    </w:p>
-    <w:p>
-      <w:pPr>
-        <w:rPr>
-          <w:b/>
-          <w:bCs/>
-          <w:u w:val="single"/>
-        </w:rPr>
-      </w:pPr>
-    </w:p>
-    <w:p>
-      <w:pPr>
-        <w:rPr>
-          <w:b/>
-          <w:bCs/>
-          <w:u w:val="single"/>
-        </w:rPr>
-      </w:pPr>
-    </w:p>
-    <w:p>
-      <w:pPr>
-        <w:rPr>
-          <w:b/>
-          <w:bCs/>
-          <w:u w:val="single"/>
-        </w:rPr>
-      </w:pPr>
-    </w:p>
-    <w:p>
-      <w:pPr>
-        <w:rPr>
-          <w:b/>
-          <w:bCs/>
-          <w:u w:val="single"/>
-        </w:rPr>
-      </w:pPr>
-    </w:p>
-    <w:p>
-      <w:pPr>
-        <w:rPr>
-          <w:b/>
-          <w:bCs/>
-          <w:u w:val="single"/>
-        </w:rPr>
-      </w:pPr>
-    </w:p>
-    <w:p>
-      <w:pPr>
-        <w:rPr>
-          <w:b/>
-          <w:bCs/>
-          <w:u w:val="single"/>
-        </w:rPr>
-      </w:pPr>
-    </w:p>
-    <w:p>
-      <w:pPr>
-        <w:rPr>
-          <w:b/>
-          <w:bCs/>
-          <w:u w:val="single"/>
-        </w:rPr>
-      </w:pPr>
-    </w:p>
-    <w:p>
-      <w:pPr>
-        <w:rPr>
-          <w:b/>
-          <w:bCs/>
-          <w:u w:val="single"/>
-        </w:rPr>
-      </w:pPr>
-    </w:p>
-    <w:p>
-      <w:pPr>
-        <w:rPr>
-          <w:b/>
-          <w:bCs/>
-          <w:u w:val="single"/>
-        </w:rPr>
-      </w:pPr>
-    </w:p>
-    <w:p>
-      <w:pPr>
-        <w:rPr>
-          <w:b/>
-          <w:bCs/>
-          <w:u w:val="single"/>
-        </w:rPr>
-      </w:pPr>
-    </w:p>
-    <w:p>
-      <w:pPr>
-        <w:rPr>
-          <w:b/>
-          <w:bCs/>
-          <w:u w:val="single"/>
-        </w:rPr>
-      </w:pPr>
-    </w:p>
-    <w:p>
-      <w:pPr>
-        <w:rPr>
-          <w:b/>
-          <w:bCs/>
-          <w:u w:val="single"/>
-        </w:rPr>
-      </w:pPr>
-    </w:p>
-    <w:p>
-      <w:pPr>
-        <w:rPr>
-          <w:b/>
-          <w:bCs/>
-          <w:u w:val="single"/>
-        </w:rPr>
-      </w:pPr>
-    </w:p>
-    <w:p>
-      <w:pPr>
-        <w:rPr>
-          <w:b/>
-          <w:bCs/>
-          <w:u w:val="single"/>
-        </w:rPr>
-      </w:pPr>
-    </w:p>
-    <w:p>
-      <w:pPr>
-        <w:rPr>
-          <w:b/>
-          <w:bCs/>
-          <w:u w:val="single"/>
-        </w:rPr>
-      </w:pPr>
-    </w:p>
-    <w:p>
-      <w:pPr>
-        <w:rPr>
-          <w:b/>
-          <w:bCs/>
-          <w:u w:val="single"/>
-        </w:rPr>
-      </w:pPr>
-    </w:p>
-    <w:p>
-      <w:pPr>
-        <w:rPr>
-          <w:b/>
-          <w:bCs/>
-        </w:rPr>
-        <w:sectPr>
-          <w:pgSz w:w="11906" w:h="16838"/>
-          <w:pgMar w:top="1440" w:right="1440" w:bottom="1440" w:left="1440" w:header="708" w:footer="708" w:gutter="0"/>
-          <w:cols w:space="708"/>
-          <w:docGrid w:linePitch="360"/>
-        </w:sectPr>
-      </w:pPr>
-      <w:r>
-        <w:rPr>
-          <w:b/>
-          <w:bCs/>
+    <w:p>
+      <w:r>
+        <w:rPr>
           <w:noProof/>
         </w:rPr>
-        <w:lastRenderedPageBreak/>
         <w:drawing>
-          <wp:inline distT="0" distB="0" distL="0" distR="0" wp14:anchorId="32131A91" wp14:editId="71D20CA7">
-            <wp:extent cx="5730844" cy="2644588"/>
+          <wp:inline distT="0" distB="0" distL="0" distR="0" wp14:anchorId="79B52D1D" wp14:editId="18AD6EB8">
+            <wp:extent cx="5731510" cy="2058035"/>
             <wp:effectExtent l="0" t="0" r="0" b="0"/>
-            <wp:docPr id="6" name="Picture 6" descr="Text&#10;&#10;Description automatically generated"/>
+            <wp:docPr id="8" name="Picture 8" descr="Text&#10;&#10;Description automatically generated"/>
             <wp:cNvGraphicFramePr>
               <a:graphicFrameLocks xmlns:a="http://schemas.openxmlformats.org/drawingml/2006/main" noChangeAspect="1"/>
             </wp:cNvGraphicFramePr>
@@ -1033,11 +762,11 @@
               <a:graphicData uri="http://schemas.openxmlformats.org/drawingml/2006/picture">
                 <pic:pic xmlns:pic="http://schemas.openxmlformats.org/drawingml/2006/picture">
                   <pic:nvPicPr>
-                    <pic:cNvPr id="6" name="Picture 6" descr="Text&#10;&#10;Description automatically generated"/>
+                    <pic:cNvPr id="8" name="Picture 8" descr="Text&#10;&#10;Description automatically generated"/>
                     <pic:cNvPicPr/>
                   </pic:nvPicPr>
                   <pic:blipFill>
-                    <a:blip r:embed="rId8" cstate="print">
+                    <a:blip r:embed="rId8">
                       <a:extLst>
                         <a:ext uri="{28A0092B-C50C-407E-A947-70E740481C1C}">
                           <a14:useLocalDpi xmlns:a14="http://schemas.microsoft.com/office/drawing/2010/main" val="0"/>
@@ -1051,7 +780,7 @@
                   <pic:spPr>
                     <a:xfrm>
                       <a:off x="0" y="0"/>
-                      <a:ext cx="5742169" cy="2649814"/>
+                      <a:ext cx="5731510" cy="2058035"/>
                     </a:xfrm>
                     <a:prstGeom prst="rect">
                       <a:avLst/>
@@ -1063,12 +792,105 @@
           </wp:inline>
         </w:drawing>
       </w:r>
+    </w:p>
+    <w:p>
+      <w:pPr>
+        <w:rPr>
+          <w:b/>
+          <w:bCs/>
+          <w:u w:val="single"/>
+        </w:rPr>
+      </w:pPr>
+    </w:p>
+    <w:p>
+      <w:r>
+        <w:t>Prompt method called for menu options:</w:t>
+      </w:r>
+    </w:p>
+    <w:p>
+      <w:r>
+        <w:rPr>
+          <w:noProof/>
+        </w:rPr>
+        <w:drawing>
+          <wp:inline distT="0" distB="0" distL="0" distR="0" wp14:anchorId="0BFD4946" wp14:editId="5039BEE1">
+            <wp:extent cx="3589506" cy="1900139"/>
+            <wp:effectExtent l="0" t="0" r="5080" b="5080"/>
+            <wp:docPr id="9" name="Picture 9" descr="Text&#10;&#10;Description automatically generated"/>
+            <wp:cNvGraphicFramePr>
+              <a:graphicFrameLocks xmlns:a="http://schemas.openxmlformats.org/drawingml/2006/main" noChangeAspect="1"/>
+            </wp:cNvGraphicFramePr>
+            <a:graphic xmlns:a="http://schemas.openxmlformats.org/drawingml/2006/main">
+              <a:graphicData uri="http://schemas.openxmlformats.org/drawingml/2006/picture">
+                <pic:pic xmlns:pic="http://schemas.openxmlformats.org/drawingml/2006/picture">
+                  <pic:nvPicPr>
+                    <pic:cNvPr id="9" name="Picture 9" descr="Text&#10;&#10;Description automatically generated"/>
+                    <pic:cNvPicPr/>
+                  </pic:nvPicPr>
+                  <pic:blipFill>
+                    <a:blip r:embed="rId9">
+                      <a:extLst>
+                        <a:ext uri="{28A0092B-C50C-407E-A947-70E740481C1C}">
+                          <a14:useLocalDpi xmlns:a14="http://schemas.microsoft.com/office/drawing/2010/main" val="0"/>
+                        </a:ext>
+                      </a:extLst>
+                    </a:blip>
+                    <a:stretch>
+                      <a:fillRect/>
+                    </a:stretch>
+                  </pic:blipFill>
+                  <pic:spPr>
+                    <a:xfrm>
+                      <a:off x="0" y="0"/>
+                      <a:ext cx="3641373" cy="1927595"/>
+                    </a:xfrm>
+                    <a:prstGeom prst="rect">
+                      <a:avLst/>
+                    </a:prstGeom>
+                  </pic:spPr>
+                </pic:pic>
+              </a:graphicData>
+            </a:graphic>
+          </wp:inline>
+        </w:drawing>
+      </w:r>
+    </w:p>
+    <w:p>
+      <w:pPr>
+        <w:rPr>
+          <w:b/>
+          <w:bCs/>
+          <w:u w:val="single"/>
+        </w:rPr>
+      </w:pPr>
+    </w:p>
+    <w:p>
+      <w:pPr>
+        <w:sectPr>
+          <w:pgSz w:w="11906" w:h="16838"/>
+          <w:pgMar w:top="1440" w:right="1440" w:bottom="1440" w:left="1440" w:header="708" w:footer="708" w:gutter="0"/>
+          <w:cols w:space="708"/>
+          <w:docGrid w:linePitch="360"/>
+        </w:sectPr>
+      </w:pPr>
       <w:r>
         <w:rPr>
           <w:b/>
           <w:bCs/>
         </w:rPr>
         <w:t xml:space="preserve"> </w:t>
+      </w:r>
+      <w:r>
+        <w:t xml:space="preserve">From testing the </w:t>
+      </w:r>
+      <w:r>
+        <w:t xml:space="preserve">YOURBMR class we realised that the final result returned the result as a double with many decimal places when we only wanted the first two. This was rectified by implementing the decimal format class and setting the pattern to </w:t>
+      </w:r>
+      <w:r>
+        <w:t>0</w:t>
+      </w:r>
+      <w:r>
+        <w:t xml:space="preserve">0.0 to provide a one decimal point answer. </w:t>
       </w:r>
     </w:p>
     <w:p>
@@ -1148,7 +970,7 @@
                     <pic:cNvPicPr/>
                   </pic:nvPicPr>
                   <pic:blipFill rotWithShape="1">
-                    <a:blip r:embed="rId9">
+                    <a:blip r:embed="rId10">
                       <a:extLst>
                         <a:ext uri="{28A0092B-C50C-407E-A947-70E740481C1C}">
                           <a14:useLocalDpi xmlns:a14="http://schemas.microsoft.com/office/drawing/2010/main" val="0"/>

--- a/Ultra Health Report.docx
+++ b/Ultra Health Report.docx
@@ -5,398 +5,178 @@
     <w:p>
       <w:pPr>
         <w:rPr>
-          <w:rFonts w:eastAsia="Times New Roman" w:cstheme="minorHAnsi"/>
-          <w:sz w:val="28"/>
-          <w:szCs w:val="28"/>
+          <w:rFonts w:ascii="Times New Roman" w:eastAsia="Times New Roman" w:hAnsi="Times New Roman" w:cs="Times New Roman"/>
+          <w:lang w:eastAsia="en-GB"/>
+        </w:rPr>
+      </w:pPr>
+      <w:r>
+        <w:rPr>
+          <w:rFonts w:ascii="Times New Roman" w:eastAsia="Times New Roman" w:hAnsi="Times New Roman" w:cs="Times New Roman"/>
+          <w:lang w:eastAsia="en-GB"/>
+        </w:rPr>
+        <w:t>A document indicating the following: Group Name and Team Members. The theme and ideas of the application and a background to how the theme was arrived at, include your design documentation and testing documentation. Outstanding features of note, Unique Selling Point.</w:t>
+      </w:r>
+    </w:p>
+    <w:p/>
+    <w:p>
+      <w:pPr>
+        <w:rPr>
+          <w:b/>
+          <w:bCs/>
+        </w:rPr>
+      </w:pPr>
+      <w:r>
+        <w:rPr>
+          <w:b/>
+          <w:bCs/>
+        </w:rPr>
+        <w:t>Group Name – Group 10</w:t>
+      </w:r>
+    </w:p>
+    <w:p>
+      <w:pPr>
+        <w:rPr>
+          <w:b/>
+          <w:bCs/>
+        </w:rPr>
+      </w:pPr>
+    </w:p>
+    <w:p>
+      <w:pPr>
+        <w:rPr>
+          <w:b/>
+          <w:bCs/>
+        </w:rPr>
+      </w:pPr>
+      <w:r>
+        <w:rPr>
+          <w:b/>
+          <w:bCs/>
+        </w:rPr>
+        <w:t>Members</w:t>
+      </w:r>
+    </w:p>
+    <w:p>
+      <w:r>
+        <w:t>Brendan Fitzpatrick</w:t>
+      </w:r>
+    </w:p>
+    <w:p>
+      <w:r>
+        <w:t xml:space="preserve">Jayne Grant </w:t>
+      </w:r>
+    </w:p>
+    <w:p>
+      <w:r>
+        <w:t>Cillian</w:t>
+      </w:r>
+      <w:r>
+        <w:t xml:space="preserve"> </w:t>
+      </w:r>
+      <w:proofErr w:type="spellStart"/>
+      <w:r>
+        <w:t>McKermitt</w:t>
+      </w:r>
+      <w:proofErr w:type="spellEnd"/>
+    </w:p>
+    <w:p>
+      <w:r>
+        <w:t>Luke Hinton</w:t>
+      </w:r>
+    </w:p>
+    <w:p/>
+    <w:p>
+      <w:pPr>
+        <w:rPr>
+          <w:b/>
+          <w:bCs/>
           <w:u w:val="single"/>
-          <w:lang w:eastAsia="en-GB"/>
-        </w:rPr>
-      </w:pPr>
-      <w:proofErr w:type="spellStart"/>
-      <w:r>
-        <w:rPr>
-          <w:rFonts w:eastAsia="Times New Roman" w:cstheme="minorHAnsi"/>
-          <w:sz w:val="28"/>
-          <w:szCs w:val="28"/>
+        </w:rPr>
+      </w:pPr>
+      <w:r>
+        <w:rPr>
+          <w:b/>
+          <w:bCs/>
           <w:u w:val="single"/>
-          <w:lang w:eastAsia="en-GB"/>
-        </w:rPr>
-        <w:t>Ultra Health</w:t>
-      </w:r>
-      <w:proofErr w:type="spellEnd"/>
-      <w:r>
-        <w:rPr>
-          <w:rFonts w:eastAsia="Times New Roman" w:cstheme="minorHAnsi"/>
-          <w:sz w:val="28"/>
-          <w:szCs w:val="28"/>
+        </w:rPr>
+        <w:t xml:space="preserve">Background – initial idea. </w:t>
+      </w:r>
+    </w:p>
+    <w:p>
+      <w:r>
+        <w:t xml:space="preserve">As a group we discussed which application we would each like to use as individuals, this intial conversation would give each individual a better insight into what we wanted to create as an overall application. We each had ideas on individual programmes e.g. a Programme that would monitor an individuals BMI, a programme that could instruct a user if their resting heart rage meets the recommended heart rate for age and a programme that could give information to a user about their sleep patterns and their BMR. Luckily for the group the individual programmes we wanted to create incorporated health as a main theme. </w:t>
+      </w:r>
+    </w:p>
+    <w:p/>
+    <w:p>
+      <w:r>
+        <w:t xml:space="preserve">In today’s application market there is certainly no shortage of health apps, however we reached the conclusion that some of the programmes had a unique selling point. First of all, an application that monitors sleep patterns on a weekly basis is virtually unheard of, however it is an important feature to instruct a user of healthy/unhealthy sleep patterns. </w:t>
+      </w:r>
+    </w:p>
+    <w:p>
+      <w:r>
+        <w:t>Secondly a heart rate app that instead of just recording heart rates in comparison to previous days and weeks, instructs the user what a healthy heart rate would be for their age group. The app would also incorporate essential programmes, like a BMI and BMR checker that is tailored to the induvial on an extremely versatile and easy to use interface</w:t>
+      </w:r>
+    </w:p>
+    <w:p/>
+    <w:p>
+      <w:r>
+        <w:t xml:space="preserve">We therefore came to the conclusion that we could develop an application what encompasses several areas of </w:t>
+      </w:r>
+      <w:r>
+        <w:t xml:space="preserve">unique </w:t>
+      </w:r>
+      <w:r>
+        <w:t>health monitoring, that would come under the application name Ultra Health</w:t>
+      </w:r>
+      <w:r>
+        <w:t>.</w:t>
+      </w:r>
+    </w:p>
+    <w:p/>
+    <w:p>
+      <w:r>
+        <w:rPr>
+          <w:b/>
+          <w:bCs/>
           <w:u w:val="single"/>
-          <w:lang w:eastAsia="en-GB"/>
-        </w:rPr>
-        <w:t xml:space="preserve"> Application</w:t>
-      </w:r>
-      <w:r>
-        <w:rPr>
-          <w:rFonts w:eastAsia="Times New Roman" w:cstheme="minorHAnsi"/>
-          <w:sz w:val="28"/>
-          <w:szCs w:val="28"/>
+        </w:rPr>
+        <w:t>Design process</w:t>
+      </w:r>
+    </w:p>
+    <w:p/>
+    <w:p>
+      <w:r>
+        <w:t xml:space="preserve">As a group we discussed in great detail how we would each contribute to the application to keep the process fair and evenly distributed. We decided that we would each take on an individual class, and collectively create a Test application at the end. Luke would take on the responsibility of creating a Main class, with a heart rate sub class. Cillian would take the responsibility of creating the BMR sub class, Jayne would take the responsibility of creating the BMI class and Brendan would take on the responsibility of developing the Sleep Average class. We used the online service </w:t>
+      </w:r>
+      <w:r>
+        <w:rPr>
+          <w:b/>
+          <w:bCs/>
+        </w:rPr>
+        <w:t>T</w:t>
+      </w:r>
+      <w:r>
+        <w:rPr>
+          <w:b/>
+          <w:bCs/>
           <w:u w:val="single"/>
-          <w:lang w:eastAsia="en-GB"/>
-        </w:rPr>
-        <w:t xml:space="preserve"> Design</w:t>
-      </w:r>
-    </w:p>
-    <w:p>
-      <w:pPr>
-        <w:rPr>
-          <w:rFonts w:eastAsia="Times New Roman" w:cstheme="minorHAnsi"/>
-          <w:sz w:val="28"/>
-          <w:szCs w:val="28"/>
-          <w:u w:val="single"/>
-          <w:lang w:eastAsia="en-GB"/>
-        </w:rPr>
-      </w:pPr>
-    </w:p>
-    <w:p>
-      <w:pPr>
-        <w:rPr>
-          <w:rFonts w:eastAsia="Times New Roman" w:cstheme="minorHAnsi"/>
-          <w:lang w:eastAsia="en-GB"/>
-        </w:rPr>
-      </w:pPr>
-      <w:r>
-        <w:rPr>
-          <w:rFonts w:eastAsia="Times New Roman" w:cstheme="minorHAnsi"/>
-          <w:lang w:eastAsia="en-GB"/>
-        </w:rPr>
-        <w:t>A document indicating the following: Group Name and Team Members. The theme and ideas of the application and a background to how the theme was arrived at, include your design documentation and testing documentation. Outstanding features of note, Unique Selling Point.</w:t>
-      </w:r>
-    </w:p>
-    <w:p>
-      <w:pPr>
-        <w:rPr>
-          <w:rFonts w:cstheme="minorHAnsi"/>
-        </w:rPr>
-      </w:pPr>
-    </w:p>
-    <w:p>
-      <w:pPr>
-        <w:rPr>
-          <w:rFonts w:cstheme="minorHAnsi"/>
-          <w:b/>
-          <w:bCs/>
-        </w:rPr>
-      </w:pPr>
-      <w:r>
-        <w:rPr>
-          <w:rFonts w:cstheme="minorHAnsi"/>
-          <w:b/>
-          <w:bCs/>
-        </w:rPr>
-        <w:t>Group Name – Group 10</w:t>
-      </w:r>
-    </w:p>
-    <w:p>
-      <w:pPr>
-        <w:rPr>
-          <w:rFonts w:cstheme="minorHAnsi"/>
-          <w:b/>
-          <w:bCs/>
-        </w:rPr>
-      </w:pPr>
-    </w:p>
-    <w:p>
-      <w:pPr>
-        <w:rPr>
-          <w:rFonts w:cstheme="minorHAnsi"/>
-          <w:b/>
-          <w:bCs/>
-        </w:rPr>
-      </w:pPr>
-      <w:r>
-        <w:rPr>
-          <w:rFonts w:cstheme="minorHAnsi"/>
-          <w:b/>
-          <w:bCs/>
-        </w:rPr>
-        <w:t>Members</w:t>
-      </w:r>
-    </w:p>
-    <w:p>
-      <w:pPr>
-        <w:rPr>
-          <w:rFonts w:cstheme="minorHAnsi"/>
-        </w:rPr>
-      </w:pPr>
-      <w:r>
-        <w:rPr>
-          <w:rFonts w:cstheme="minorHAnsi"/>
-        </w:rPr>
-        <w:t>Brendan Fitzpatrick</w:t>
-      </w:r>
-    </w:p>
-    <w:p>
-      <w:pPr>
-        <w:rPr>
-          <w:rFonts w:cstheme="minorHAnsi"/>
-        </w:rPr>
-      </w:pPr>
-      <w:r>
-        <w:rPr>
-          <w:rFonts w:cstheme="minorHAnsi"/>
-        </w:rPr>
-        <w:t xml:space="preserve">Jayne Grant </w:t>
-      </w:r>
-    </w:p>
-    <w:p>
-      <w:pPr>
-        <w:rPr>
-          <w:rFonts w:cstheme="minorHAnsi"/>
-        </w:rPr>
-      </w:pPr>
-      <w:r>
-        <w:rPr>
-          <w:rFonts w:cstheme="minorHAnsi"/>
-        </w:rPr>
-        <w:t>Cillian</w:t>
-      </w:r>
-      <w:r>
-        <w:rPr>
-          <w:rFonts w:cstheme="minorHAnsi"/>
-        </w:rPr>
-        <w:t xml:space="preserve"> </w:t>
-      </w:r>
-      <w:proofErr w:type="spellStart"/>
-      <w:r>
-        <w:rPr>
-          <w:rFonts w:cstheme="minorHAnsi"/>
-        </w:rPr>
-        <w:t>McKermitt</w:t>
-      </w:r>
-      <w:proofErr w:type="spellEnd"/>
-    </w:p>
-    <w:p>
-      <w:pPr>
-        <w:rPr>
-          <w:rFonts w:cstheme="minorHAnsi"/>
-        </w:rPr>
-      </w:pPr>
-      <w:r>
-        <w:rPr>
-          <w:rFonts w:cstheme="minorHAnsi"/>
-        </w:rPr>
-        <w:t>Luke Hinton</w:t>
-      </w:r>
-    </w:p>
-    <w:p>
-      <w:pPr>
-        <w:rPr>
-          <w:rFonts w:cstheme="minorHAnsi"/>
-        </w:rPr>
-      </w:pPr>
-    </w:p>
-    <w:p>
-      <w:pPr>
-        <w:rPr>
-          <w:rFonts w:cstheme="minorHAnsi"/>
-          <w:b/>
-          <w:bCs/>
-          <w:u w:val="single"/>
-        </w:rPr>
-      </w:pPr>
-      <w:r>
-        <w:rPr>
-          <w:rFonts w:cstheme="minorHAnsi"/>
-          <w:b/>
-          <w:bCs/>
-          <w:u w:val="single"/>
-        </w:rPr>
-        <w:t>Background – initial idea</w:t>
-      </w:r>
-    </w:p>
-    <w:p>
-      <w:pPr>
-        <w:rPr>
-          <w:rFonts w:cstheme="minorHAnsi"/>
-          <w:b/>
-          <w:bCs/>
-          <w:u w:val="single"/>
-        </w:rPr>
-      </w:pPr>
-    </w:p>
-    <w:p>
-      <w:pPr>
-        <w:rPr>
-          <w:rFonts w:cstheme="minorHAnsi"/>
-        </w:rPr>
-      </w:pPr>
-      <w:r>
-        <w:rPr>
-          <w:rFonts w:cstheme="minorHAnsi"/>
-        </w:rPr>
-        <w:t xml:space="preserve">As a group we discussed which application we would each like to use as individuals, this intial conversation would give each individual a better insight into what we wanted to create as an overall application. We each had ideas on individual programmes e.g. a Programme that would monitor an individuals BMI, a programme that could instruct a user if their resting heart rage meets the recommended heart rate for age and a programme that could give information to a user about their sleep patterns and their BMR. Luckily for the group the individual programmes we wanted to create incorporated health as a main theme. </w:t>
-      </w:r>
-    </w:p>
-    <w:p>
-      <w:pPr>
-        <w:rPr>
-          <w:rFonts w:cstheme="minorHAnsi"/>
-        </w:rPr>
-      </w:pPr>
-    </w:p>
-    <w:p>
-      <w:pPr>
-        <w:rPr>
-          <w:rFonts w:cstheme="minorHAnsi"/>
-        </w:rPr>
-      </w:pPr>
-      <w:r>
-        <w:rPr>
-          <w:rFonts w:cstheme="minorHAnsi"/>
-        </w:rPr>
-        <w:t xml:space="preserve">In today’s application market there is certainly no shortage of health apps, however we reached the conclusion that some of the programmes had a unique selling point. First of all, an application that monitors sleep patterns on a weekly basis is virtually unheard of, however it is an important feature to instruct a user of healthy/unhealthy sleep patterns. </w:t>
-      </w:r>
-    </w:p>
-    <w:p>
-      <w:pPr>
-        <w:rPr>
-          <w:rFonts w:cstheme="minorHAnsi"/>
-        </w:rPr>
-      </w:pPr>
-      <w:r>
-        <w:rPr>
-          <w:rFonts w:cstheme="minorHAnsi"/>
-        </w:rPr>
-        <w:t>Secondly a heart rate app that instead of just recording heart rates in comparison to previous days and weeks, instructs the user what a healthy heart rate would be for their age group. The app would also incorporate essential programmes, like a BMI and BMR checker that is tailored to the induvial on an extremely versatile and easy to use interface</w:t>
-      </w:r>
-    </w:p>
-    <w:p>
-      <w:pPr>
-        <w:rPr>
-          <w:rFonts w:cstheme="minorHAnsi"/>
-        </w:rPr>
-      </w:pPr>
-    </w:p>
-    <w:p>
-      <w:pPr>
-        <w:rPr>
-          <w:rFonts w:cstheme="minorHAnsi"/>
-        </w:rPr>
-      </w:pPr>
-      <w:r>
-        <w:rPr>
-          <w:rFonts w:cstheme="minorHAnsi"/>
-        </w:rPr>
-        <w:t xml:space="preserve">We therefore came to the conclusion that we could develop an application what encompasses several areas of </w:t>
-      </w:r>
-      <w:r>
-        <w:rPr>
-          <w:rFonts w:cstheme="minorHAnsi"/>
-        </w:rPr>
-        <w:t xml:space="preserve">unique </w:t>
-      </w:r>
-      <w:r>
-        <w:rPr>
-          <w:rFonts w:cstheme="minorHAnsi"/>
-        </w:rPr>
-        <w:t>health monitoring, that would come under the application name Ultra Health</w:t>
-      </w:r>
-      <w:r>
-        <w:rPr>
-          <w:rFonts w:cstheme="minorHAnsi"/>
-        </w:rPr>
-        <w:t>.</w:t>
-      </w:r>
-    </w:p>
-    <w:p>
-      <w:pPr>
-        <w:rPr>
-          <w:rFonts w:cstheme="minorHAnsi"/>
-        </w:rPr>
-      </w:pPr>
-    </w:p>
-    <w:p>
-      <w:pPr>
-        <w:rPr>
-          <w:rFonts w:cstheme="minorHAnsi"/>
-        </w:rPr>
-      </w:pPr>
-      <w:r>
-        <w:rPr>
-          <w:rFonts w:cstheme="minorHAnsi"/>
-          <w:b/>
-          <w:bCs/>
-          <w:u w:val="single"/>
-        </w:rPr>
-        <w:t>Design process</w:t>
-      </w:r>
-    </w:p>
-    <w:p>
-      <w:pPr>
-        <w:rPr>
-          <w:rFonts w:cstheme="minorHAnsi"/>
-        </w:rPr>
-      </w:pPr>
-    </w:p>
-    <w:p>
-      <w:pPr>
-        <w:rPr>
-          <w:rFonts w:cstheme="minorHAnsi"/>
-        </w:rPr>
-      </w:pPr>
-      <w:r>
-        <w:rPr>
-          <w:rFonts w:cstheme="minorHAnsi"/>
-        </w:rPr>
-        <w:t xml:space="preserve">As a group we discussed in great detail how we would each contribute to the application to keep the process fair and evenly distributed. We decided that we would each take on an individual class, and collectively create a Test application at the end. Luke would take on the responsibility of creating a Main class, with a heart rate sub class. Cillian would take the responsibility of creating the BMR sub class, Jayne would take the responsibility of creating the BMI class and Brendan would take on the responsibility of developing the Sleep Average </w:t>
-      </w:r>
-      <w:r>
-        <w:rPr>
-          <w:rFonts w:cstheme="minorHAnsi"/>
+        </w:rPr>
+        <w:t>rello</w:t>
+      </w:r>
+      <w:r>
+        <w:t xml:space="preserve"> to share our initial ideas on the structure and layout. We were each able to create a Trello account very</w:t>
+      </w:r>
+      <w:r>
+        <w:t xml:space="preserve"> easily and started to share information on each of the sections</w:t>
+      </w:r>
+    </w:p>
+    <w:p>
+      <w:r>
+        <w:rPr>
+          <w:noProof/>
         </w:rPr>
         <w:lastRenderedPageBreak/>
-        <w:t xml:space="preserve">class. We used the online service </w:t>
-      </w:r>
-      <w:r>
-        <w:rPr>
-          <w:rFonts w:cstheme="minorHAnsi"/>
-          <w:b/>
-          <w:bCs/>
-        </w:rPr>
-        <w:t>T</w:t>
-      </w:r>
-      <w:r>
-        <w:rPr>
-          <w:rFonts w:cstheme="minorHAnsi"/>
-          <w:b/>
-          <w:bCs/>
-          <w:u w:val="single"/>
-        </w:rPr>
-        <w:t>rello</w:t>
-      </w:r>
-      <w:r>
-        <w:rPr>
-          <w:rFonts w:cstheme="minorHAnsi"/>
-        </w:rPr>
-        <w:t xml:space="preserve"> to share our initial ideas on the structure and layout. We were each able to create a Trello account very</w:t>
-      </w:r>
-      <w:r>
-        <w:rPr>
-          <w:rFonts w:cstheme="minorHAnsi"/>
-        </w:rPr>
-        <w:t xml:space="preserve"> easily and started to share information on each of the sections</w:t>
-      </w:r>
-    </w:p>
-    <w:p>
-      <w:pPr>
-        <w:rPr>
-          <w:rFonts w:cstheme="minorHAnsi"/>
-        </w:rPr>
-      </w:pPr>
-      <w:r>
-        <w:rPr>
-          <w:rFonts w:cstheme="minorHAnsi"/>
-          <w:noProof/>
-        </w:rPr>
         <w:drawing>
           <wp:inline distT="0" distB="0" distL="0" distR="0" wp14:anchorId="2769EAEE" wp14:editId="256661D0">
             <wp:extent cx="3717289" cy="1810871"/>
@@ -440,100 +220,60 @@
         </w:drawing>
       </w:r>
       <w:r>
-        <w:rPr>
-          <w:rFonts w:cstheme="minorHAnsi"/>
-        </w:rPr>
         <w:t xml:space="preserve"> </w:t>
       </w:r>
     </w:p>
     <w:p>
       <w:pPr>
         <w:rPr>
-          <w:rFonts w:cstheme="minorHAnsi"/>
-          <w:b/>
-          <w:bCs/>
-        </w:rPr>
-      </w:pPr>
-      <w:r>
-        <w:rPr>
-          <w:rFonts w:cstheme="minorHAnsi"/>
-          <w:b/>
-          <w:bCs/>
-        </w:rPr>
-        <w:t>ULTRA HEALTH MAIN DESIGN BOARD.</w:t>
-      </w:r>
-    </w:p>
-    <w:p>
-      <w:pPr>
-        <w:rPr>
-          <w:rFonts w:cstheme="minorHAnsi"/>
-        </w:rPr>
-      </w:pPr>
-      <w:r>
-        <w:rPr>
-          <w:rFonts w:cstheme="minorHAnsi"/>
-        </w:rPr>
+          <w:b/>
+          <w:bCs/>
+        </w:rPr>
+      </w:pPr>
+      <w:r>
+        <w:rPr>
+          <w:b/>
+          <w:bCs/>
+        </w:rPr>
+        <w:t>ULTRA HEALTH MAIN DESIGN BOARD</w:t>
+      </w:r>
+      <w:r>
+        <w:rPr>
+          <w:b/>
+          <w:bCs/>
+        </w:rPr>
+        <w:t>.</w:t>
+      </w:r>
+    </w:p>
+    <w:p>
+      <w:r>
         <w:t xml:space="preserve">We used this main board to detail initial processes including prep, Classes, </w:t>
       </w:r>
       <w:proofErr w:type="spellStart"/>
       <w:r>
-        <w:rPr>
-          <w:rFonts w:cstheme="minorHAnsi"/>
-        </w:rPr>
         <w:t>UltraHealth</w:t>
       </w:r>
       <w:proofErr w:type="spellEnd"/>
       <w:r>
-        <w:rPr>
-          <w:rFonts w:cstheme="minorHAnsi"/>
-        </w:rPr>
         <w:t xml:space="preserve"> Main App and testing</w:t>
       </w:r>
     </w:p>
-    <w:p>
-      <w:pPr>
-        <w:rPr>
-          <w:rFonts w:cstheme="minorHAnsi"/>
-        </w:rPr>
-      </w:pPr>
-    </w:p>
-    <w:p>
-      <w:pPr>
-        <w:rPr>
-          <w:rFonts w:cstheme="minorHAnsi"/>
-        </w:rPr>
-      </w:pPr>
-    </w:p>
-    <w:p>
-      <w:pPr>
-        <w:rPr>
-          <w:rFonts w:cstheme="minorHAnsi"/>
-        </w:rPr>
-      </w:pPr>
-    </w:p>
-    <w:p>
-      <w:pPr>
-        <w:rPr>
-          <w:rFonts w:cstheme="minorHAnsi"/>
-        </w:rPr>
-      </w:pPr>
-      <w:r>
-        <w:rPr>
-          <w:rFonts w:cstheme="minorHAnsi"/>
-        </w:rPr>
+    <w:p/>
+    <w:p/>
+    <w:p/>
+    <w:p>
+      <w:r>
         <w:t>.</w:t>
       </w:r>
     </w:p>
     <w:p>
       <w:pPr>
         <w:rPr>
-          <w:rFonts w:cstheme="minorHAnsi"/>
           <w:noProof/>
         </w:rPr>
       </w:pPr>
       <w:r>
         <w:rPr>
-          <w:rFonts w:cstheme="minorHAnsi"/>
           <w:noProof/>
         </w:rPr>
         <w:drawing>
@@ -582,14 +322,12 @@
     <w:p>
       <w:pPr>
         <w:rPr>
-          <w:rFonts w:cstheme="minorHAnsi"/>
-          <w:b/>
-          <w:bCs/>
-        </w:rPr>
-      </w:pPr>
-      <w:r>
-        <w:rPr>
-          <w:rFonts w:cstheme="minorHAnsi"/>
+          <w:b/>
+          <w:bCs/>
+        </w:rPr>
+      </w:pPr>
+      <w:r>
+        <w:rPr>
           <w:b/>
           <w:bCs/>
         </w:rPr>
@@ -599,162 +337,56 @@
     <w:p>
       <w:pPr>
         <w:rPr>
-          <w:rFonts w:cstheme="minorHAnsi"/>
-          <w:b/>
-          <w:bCs/>
-        </w:rPr>
-      </w:pPr>
-    </w:p>
-    <w:p>
-      <w:pPr>
-        <w:rPr>
-          <w:rFonts w:cstheme="minorHAnsi"/>
-          <w:b/>
-          <w:bCs/>
-        </w:rPr>
-      </w:pPr>
-    </w:p>
-    <w:p>
-      <w:pPr>
-        <w:rPr>
-          <w:rFonts w:cstheme="minorHAnsi"/>
-          <w:b/>
-          <w:bCs/>
-        </w:rPr>
-      </w:pPr>
-    </w:p>
-    <w:p>
-      <w:pPr>
-        <w:rPr>
-          <w:rFonts w:cstheme="minorHAnsi"/>
-          <w:b/>
-          <w:bCs/>
-        </w:rPr>
-      </w:pPr>
-    </w:p>
-    <w:p>
-      <w:pPr>
-        <w:rPr>
-          <w:rFonts w:cstheme="minorHAnsi"/>
-          <w:b/>
-          <w:bCs/>
-        </w:rPr>
-      </w:pPr>
-    </w:p>
-    <w:p>
-      <w:pPr>
-        <w:rPr>
-          <w:rFonts w:cstheme="minorHAnsi"/>
-          <w:b/>
-          <w:bCs/>
-        </w:rPr>
-      </w:pPr>
-    </w:p>
-    <w:p>
-      <w:pPr>
-        <w:rPr>
-          <w:rFonts w:cstheme="minorHAnsi"/>
-          <w:b/>
-          <w:bCs/>
-        </w:rPr>
-      </w:pPr>
-    </w:p>
-    <w:p>
-      <w:pPr>
-        <w:rPr>
-          <w:rFonts w:cstheme="minorHAnsi"/>
-        </w:rPr>
-      </w:pPr>
-      <w:r>
-        <w:rPr>
-          <w:rFonts w:cstheme="minorHAnsi"/>
+          <w:b/>
+          <w:bCs/>
+        </w:rPr>
+      </w:pPr>
+      <w:r>
+        <w:t xml:space="preserve">This initial plan was devised on </w:t>
+      </w:r>
+      <w:proofErr w:type="spellStart"/>
+      <w:r>
+        <w:t>trello</w:t>
+      </w:r>
+      <w:proofErr w:type="spellEnd"/>
+      <w:r>
+        <w:t xml:space="preserve"> and allowed the group to understand fully the direction and layout of the application.</w:t>
+      </w:r>
+      <w:r>
+        <w:rPr>
+          <w:b/>
+          <w:bCs/>
+        </w:rPr>
+        <w:br w:type="page"/>
+      </w:r>
+    </w:p>
+    <w:p>
+      <w:pPr>
+        <w:rPr>
+          <w:b/>
+          <w:bCs/>
+        </w:rPr>
+      </w:pPr>
+      <w:r>
+        <w:rPr>
+          <w:b/>
+          <w:bCs/>
         </w:rPr>
         <w:lastRenderedPageBreak/>
-        <w:t>Trello continued….</w:t>
-      </w:r>
-      <w:r>
-        <w:rPr>
-          <w:rFonts w:cstheme="minorHAnsi"/>
-        </w:rPr>
         <w:br w:type="page"/>
       </w:r>
-    </w:p>
-    <w:p>
-      <w:pPr>
-        <w:rPr>
-          <w:b/>
-          <w:bCs/>
-          <w:u w:val="single"/>
-        </w:rPr>
-      </w:pPr>
-      <w:r>
-        <w:rPr>
-          <w:b/>
-          <w:bCs/>
-          <w:u w:val="single"/>
+      <w:r>
+        <w:rPr>
+          <w:b/>
+          <w:bCs/>
+          <w:noProof/>
         </w:rPr>
         <w:lastRenderedPageBreak/>
-        <w:t>Testing</w:t>
-      </w:r>
-    </w:p>
-    <w:p>
-      <w:pPr>
-        <w:rPr>
-          <w:b/>
-          <w:bCs/>
-          <w:u w:val="single"/>
-        </w:rPr>
-      </w:pPr>
-    </w:p>
-    <w:p>
-      <w:r>
-        <w:t>Each individual person responsible for writing their bit of code would have tested their class using a temporary test app naturally errors such as spacing with in print methods to the user would come back with spaces in the wrong places or lack of spaces. These are easy to fix but only noticeable when the program is put into testing.</w:t>
-      </w:r>
-      <w:r>
-        <w:t xml:space="preserve"> By testing each of our own classes we eliminated any potential problems before we then merged the applications into our main Ultra Health app.</w:t>
-      </w:r>
-    </w:p>
-    <w:p/>
-    <w:p>
-      <w:r>
-        <w:t xml:space="preserve">On creating the main Ultra Health </w:t>
-      </w:r>
-      <w:r>
-        <w:t>app,</w:t>
-      </w:r>
-      <w:r>
-        <w:t xml:space="preserve"> we found that when entraining a number to select a program from the </w:t>
-      </w:r>
-      <w:r>
-        <w:t>on-screen</w:t>
-      </w:r>
-      <w:r>
-        <w:t xml:space="preserve"> menu if an </w:t>
-      </w:r>
-      <w:r>
-        <w:t xml:space="preserve">alphabetical </w:t>
-      </w:r>
-      <w:r>
-        <w:t xml:space="preserve">character was entered it would crash the app as the Scanner class was expecting an integer only. </w:t>
-      </w:r>
-      <w:r>
-        <w:t xml:space="preserve">To solve this, we implemented a try catch method so if an alphabetical character is entered the program can handle the exception by presenting the user with a prompt to remind them to only use numbers in the main menu. </w:t>
-      </w:r>
-      <w:r>
-        <w:t>After seeing the app crash and taking note of the error status Input Mismatch Exception we were then able to add this as the condition of the catch which would then mean if the code in the try block produces an error it will not run anything below it but instead jump to the catch block. You can see this in the image below:</w:t>
-      </w:r>
-    </w:p>
-    <w:p/>
-    <w:p>
-      <w:r>
-        <w:rPr>
-          <w:noProof/>
-        </w:rPr>
         <w:drawing>
-          <wp:inline distT="0" distB="0" distL="0" distR="0" wp14:anchorId="79B52D1D" wp14:editId="18AD6EB8">
-            <wp:extent cx="5731510" cy="2058035"/>
+          <wp:inline distT="0" distB="0" distL="0" distR="0" wp14:anchorId="0048C9B3" wp14:editId="036E8942">
+            <wp:extent cx="5730844" cy="2644588"/>
             <wp:effectExtent l="0" t="0" r="0" b="0"/>
-            <wp:docPr id="8" name="Picture 8" descr="Text&#10;&#10;Description automatically generated"/>
+            <wp:docPr id="6" name="Picture 6" descr="Text&#10;&#10;Description automatically generated"/>
             <wp:cNvGraphicFramePr>
               <a:graphicFrameLocks xmlns:a="http://schemas.openxmlformats.org/drawingml/2006/main" noChangeAspect="1"/>
             </wp:cNvGraphicFramePr>
@@ -762,11 +394,11 @@
               <a:graphicData uri="http://schemas.openxmlformats.org/drawingml/2006/picture">
                 <pic:pic xmlns:pic="http://schemas.openxmlformats.org/drawingml/2006/picture">
                   <pic:nvPicPr>
-                    <pic:cNvPr id="8" name="Picture 8" descr="Text&#10;&#10;Description automatically generated"/>
+                    <pic:cNvPr id="6" name="Picture 6" descr="Text&#10;&#10;Description automatically generated"/>
                     <pic:cNvPicPr/>
                   </pic:nvPicPr>
                   <pic:blipFill>
-                    <a:blip r:embed="rId8">
+                    <a:blip r:embed="rId8" cstate="print">
                       <a:extLst>
                         <a:ext uri="{28A0092B-C50C-407E-A947-70E740481C1C}">
                           <a14:useLocalDpi xmlns:a14="http://schemas.microsoft.com/office/drawing/2010/main" val="0"/>
@@ -780,7 +412,7 @@
                   <pic:spPr>
                     <a:xfrm>
                       <a:off x="0" y="0"/>
-                      <a:ext cx="5731510" cy="2058035"/>
+                      <a:ext cx="5742169" cy="2649814"/>
                     </a:xfrm>
                     <a:prstGeom prst="rect">
                       <a:avLst/>
@@ -798,25 +430,80 @@
         <w:rPr>
           <w:b/>
           <w:bCs/>
-          <w:u w:val="single"/>
-        </w:rPr>
-      </w:pPr>
-    </w:p>
-    <w:p>
-      <w:r>
-        <w:t>Prompt method called for menu options:</w:t>
-      </w:r>
-    </w:p>
-    <w:p>
-      <w:r>
-        <w:rPr>
           <w:noProof/>
         </w:rPr>
+      </w:pPr>
+      <w:r>
+        <w:rPr>
+          <w:b/>
+          <w:bCs/>
+        </w:rPr>
+        <w:t xml:space="preserve">                   Error handling</w:t>
+      </w:r>
+    </w:p>
+    <w:p/>
+    <w:p>
+      <w:pPr>
+        <w:rPr>
+          <w:b/>
+          <w:bCs/>
+          <w:noProof/>
+        </w:rPr>
+      </w:pPr>
+    </w:p>
+    <w:p>
+      <w:pPr>
+        <w:tabs>
+          <w:tab w:val="left" w:pos="2358"/>
+        </w:tabs>
+        <w:rPr>
+          <w:b/>
+          <w:bCs/>
+          <w:noProof/>
+        </w:rPr>
+      </w:pPr>
+      <w:r>
+        <w:rPr>
+          <w:b/>
+          <w:bCs/>
+          <w:noProof/>
+        </w:rPr>
+        <w:tab/>
+      </w:r>
+      <w:r>
+        <w:rPr>
+          <w:b/>
+          <w:bCs/>
+          <w:noProof/>
+        </w:rPr>
+        <w:t>Error on invalid age</w:t>
+      </w:r>
+    </w:p>
+    <w:p/>
+    <w:p>
+      <w:r>
+        <w:t>An Example of one of the errors we had to fix on the programme, was ensuring that whenever an invalid age is entered that it would no longer prompt the user on how many hours they had slept throughout the week. In the example below you can see that 7+ is the minimum age required, however when 6 is entered the programme still continues. To amend this an if Statement was added to Sleep average programme.</w:t>
+      </w:r>
+    </w:p>
+    <w:p>
+      <w:pPr>
+        <w:rPr>
+          <w:b/>
+          <w:bCs/>
+          <w:noProof/>
+        </w:rPr>
+      </w:pPr>
+      <w:r>
+        <w:rPr>
+          <w:b/>
+          <w:bCs/>
+          <w:noProof/>
+        </w:rPr>
         <w:drawing>
-          <wp:inline distT="0" distB="0" distL="0" distR="0" wp14:anchorId="0BFD4946" wp14:editId="5039BEE1">
-            <wp:extent cx="3589506" cy="1900139"/>
-            <wp:effectExtent l="0" t="0" r="5080" b="5080"/>
-            <wp:docPr id="9" name="Picture 9" descr="Text&#10;&#10;Description automatically generated"/>
+          <wp:inline distT="0" distB="0" distL="0" distR="0" wp14:anchorId="1309133E" wp14:editId="0E2EE606">
+            <wp:extent cx="5731510" cy="2439035"/>
+            <wp:effectExtent l="0" t="0" r="0" b="0"/>
+            <wp:docPr id="5" name="Picture 5" descr="Text&#10;&#10;Description automatically generated"/>
             <wp:cNvGraphicFramePr>
               <a:graphicFrameLocks xmlns:a="http://schemas.openxmlformats.org/drawingml/2006/main" noChangeAspect="1"/>
             </wp:cNvGraphicFramePr>
@@ -824,7 +511,7 @@
               <a:graphicData uri="http://schemas.openxmlformats.org/drawingml/2006/picture">
                 <pic:pic xmlns:pic="http://schemas.openxmlformats.org/drawingml/2006/picture">
                   <pic:nvPicPr>
-                    <pic:cNvPr id="9" name="Picture 9" descr="Text&#10;&#10;Description automatically generated"/>
+                    <pic:cNvPr id="5" name="Picture 5" descr="Text&#10;&#10;Description automatically generated"/>
                     <pic:cNvPicPr/>
                   </pic:nvPicPr>
                   <pic:blipFill>
@@ -842,7 +529,7 @@
                   <pic:spPr>
                     <a:xfrm>
                       <a:off x="0" y="0"/>
-                      <a:ext cx="3641373" cy="1927595"/>
+                      <a:ext cx="5731510" cy="2439035"/>
                     </a:xfrm>
                     <a:prstGeom prst="rect">
                       <a:avLst/>
@@ -860,104 +547,113 @@
         <w:rPr>
           <w:b/>
           <w:bCs/>
-          <w:u w:val="single"/>
-        </w:rPr>
-      </w:pPr>
-    </w:p>
-    <w:p>
-      <w:pPr>
-        <w:sectPr>
-          <w:pgSz w:w="11906" w:h="16838"/>
-          <w:pgMar w:top="1440" w:right="1440" w:bottom="1440" w:left="1440" w:header="708" w:footer="708" w:gutter="0"/>
-          <w:cols w:space="708"/>
-          <w:docGrid w:linePitch="360"/>
-        </w:sectPr>
-      </w:pPr>
-      <w:r>
-        <w:rPr>
-          <w:b/>
-          <w:bCs/>
-        </w:rPr>
-        <w:t xml:space="preserve"> </w:t>
-      </w:r>
-      <w:r>
-        <w:t xml:space="preserve">From testing the </w:t>
-      </w:r>
-      <w:r>
-        <w:t xml:space="preserve">YOURBMR class we realised that the final result returned the result as a double with many decimal places when we only wanted the first two. This was rectified by implementing the decimal format class and setting the pattern to </w:t>
-      </w:r>
-      <w:r>
-        <w:t>0</w:t>
-      </w:r>
-      <w:r>
-        <w:t xml:space="preserve">0.0 to provide a one decimal point answer. </w:t>
-      </w:r>
-    </w:p>
-    <w:p>
-      <w:pPr>
-        <w:rPr>
-          <w:b/>
-          <w:bCs/>
+          <w:noProof/>
         </w:rPr>
       </w:pPr>
     </w:p>
     <w:p>
       <w:pPr>
         <w:tabs>
-          <w:tab w:val="left" w:pos="1271"/>
+          <w:tab w:val="left" w:pos="1016"/>
         </w:tabs>
         <w:rPr>
           <w:b/>
           <w:bCs/>
-          <w:u w:val="single"/>
-        </w:rPr>
-      </w:pPr>
-      <w:r>
-        <w:rPr>
-          <w:b/>
-          <w:bCs/>
-        </w:rPr>
+          <w:noProof/>
+        </w:rPr>
+      </w:pPr>
+      <w:r>
+        <w:rPr>
+          <w:b/>
+          <w:bCs/>
+          <w:noProof/>
+        </w:rPr>
+        <w:lastRenderedPageBreak/>
         <w:tab/>
       </w:r>
       <w:r>
         <w:rPr>
-          <w:b/>
-          <w:bCs/>
-          <w:u w:val="single"/>
-        </w:rPr>
-        <w:t>UML Diagram</w:t>
-      </w:r>
-    </w:p>
-    <w:p>
-      <w:pPr>
-        <w:tabs>
-          <w:tab w:val="left" w:pos="1271"/>
-        </w:tabs>
-        <w:sectPr>
-          <w:pgSz w:w="16817" w:h="11901" w:orient="landscape"/>
-          <w:pgMar w:top="1440" w:right="1440" w:bottom="1440" w:left="1440" w:header="709" w:footer="709" w:gutter="0"/>
-          <w:cols w:space="708"/>
-          <w:docGrid w:linePitch="360"/>
-        </w:sectPr>
-      </w:pPr>
-      <w:r>
-        <w:rPr>
-          <w:b/>
-          <w:bCs/>
           <w:noProof/>
         </w:rPr>
         <w:drawing>
-          <wp:anchor distT="0" distB="0" distL="114300" distR="114300" simplePos="0" relativeHeight="251658240" behindDoc="0" locked="0" layoutInCell="1" allowOverlap="1" wp14:anchorId="658BBAB2" wp14:editId="28CACFBB">
-            <wp:simplePos x="0" y="0"/>
-            <wp:positionH relativeFrom="column">
-              <wp:posOffset>271780</wp:posOffset>
-            </wp:positionH>
-            <wp:positionV relativeFrom="paragraph">
-              <wp:posOffset>473710</wp:posOffset>
-            </wp:positionV>
-            <wp:extent cx="8702040" cy="4182745"/>
+          <wp:inline distT="0" distB="0" distL="0" distR="0" wp14:anchorId="1440CFD4" wp14:editId="12D08107">
+            <wp:extent cx="5731510" cy="2680970"/>
             <wp:effectExtent l="0" t="0" r="0" b="0"/>
-            <wp:wrapSquare wrapText="bothSides"/>
+            <wp:docPr id="4" name="Picture 4" descr="Text&#10;&#10;Description automatically generated"/>
+            <wp:cNvGraphicFramePr>
+              <a:graphicFrameLocks xmlns:a="http://schemas.openxmlformats.org/drawingml/2006/main" noChangeAspect="1"/>
+            </wp:cNvGraphicFramePr>
+            <a:graphic xmlns:a="http://schemas.openxmlformats.org/drawingml/2006/main">
+              <a:graphicData uri="http://schemas.openxmlformats.org/drawingml/2006/picture">
+                <pic:pic xmlns:pic="http://schemas.openxmlformats.org/drawingml/2006/picture">
+                  <pic:nvPicPr>
+                    <pic:cNvPr id="4" name="Picture 4" descr="Text&#10;&#10;Description automatically generated"/>
+                    <pic:cNvPicPr/>
+                  </pic:nvPicPr>
+                  <pic:blipFill>
+                    <a:blip r:embed="rId10">
+                      <a:extLst>
+                        <a:ext uri="{28A0092B-C50C-407E-A947-70E740481C1C}">
+                          <a14:useLocalDpi xmlns:a14="http://schemas.microsoft.com/office/drawing/2010/main" val="0"/>
+                        </a:ext>
+                      </a:extLst>
+                    </a:blip>
+                    <a:stretch>
+                      <a:fillRect/>
+                    </a:stretch>
+                  </pic:blipFill>
+                  <pic:spPr>
+                    <a:xfrm>
+                      <a:off x="0" y="0"/>
+                      <a:ext cx="5731510" cy="2680970"/>
+                    </a:xfrm>
+                    <a:prstGeom prst="rect">
+                      <a:avLst/>
+                    </a:prstGeom>
+                  </pic:spPr>
+                </pic:pic>
+              </a:graphicData>
+            </a:graphic>
+          </wp:inline>
+        </w:drawing>
+      </w:r>
+    </w:p>
+    <w:p>
+      <w:pPr>
+        <w:rPr>
+          <w:b/>
+          <w:bCs/>
+        </w:rPr>
+      </w:pPr>
+      <w:r>
+        <w:br w:type="page"/>
+      </w:r>
+      <w:r>
+        <w:rPr>
+          <w:b/>
+          <w:bCs/>
+        </w:rPr>
+        <w:lastRenderedPageBreak/>
+        <w:t xml:space="preserve">                                   </w:t>
+      </w:r>
+    </w:p>
+    <w:p>
+      <w:pPr>
+        <w:rPr>
+          <w:b/>
+          <w:bCs/>
+        </w:rPr>
+      </w:pPr>
+      <w:r>
+        <w:rPr>
+          <w:b/>
+          <w:bCs/>
+          <w:noProof/>
+        </w:rPr>
+        <w:drawing>
+          <wp:inline distT="0" distB="0" distL="0" distR="0" wp14:anchorId="658BBAB2" wp14:editId="226203A6">
+            <wp:extent cx="5731510" cy="4050030"/>
+            <wp:effectExtent l="0" t="0" r="0" b="0"/>
             <wp:docPr id="3" name="Picture 3"/>
             <wp:cNvGraphicFramePr>
               <a:graphicFrameLocks xmlns:a="http://schemas.openxmlformats.org/drawingml/2006/main" noChangeAspect="1"/>
@@ -969,54 +665,33 @@
                     <pic:cNvPr id="3" name="Picture 3"/>
                     <pic:cNvPicPr/>
                   </pic:nvPicPr>
-                  <pic:blipFill rotWithShape="1">
-                    <a:blip r:embed="rId10">
+                  <pic:blipFill>
+                    <a:blip r:embed="rId11">
                       <a:extLst>
                         <a:ext uri="{28A0092B-C50C-407E-A947-70E740481C1C}">
                           <a14:useLocalDpi xmlns:a14="http://schemas.microsoft.com/office/drawing/2010/main" val="0"/>
                         </a:ext>
                       </a:extLst>
                     </a:blip>
-                    <a:srcRect b="31976"/>
-                    <a:stretch/>
+                    <a:stretch>
+                      <a:fillRect/>
+                    </a:stretch>
                   </pic:blipFill>
-                  <pic:spPr bwMode="auto">
+                  <pic:spPr>
                     <a:xfrm>
                       <a:off x="0" y="0"/>
-                      <a:ext cx="8702040" cy="4182745"/>
+                      <a:ext cx="5731510" cy="4050030"/>
                     </a:xfrm>
                     <a:prstGeom prst="rect">
                       <a:avLst/>
                     </a:prstGeom>
-                    <a:ln>
-                      <a:noFill/>
-                    </a:ln>
-                    <a:extLst>
-                      <a:ext uri="{53640926-AAD7-44D8-BBD7-CCE9431645EC}">
-                        <a14:shadowObscured xmlns:a14="http://schemas.microsoft.com/office/drawing/2010/main"/>
-                      </a:ext>
-                    </a:extLst>
                   </pic:spPr>
                 </pic:pic>
               </a:graphicData>
             </a:graphic>
-            <wp14:sizeRelH relativeFrom="page">
-              <wp14:pctWidth>0</wp14:pctWidth>
-            </wp14:sizeRelH>
-            <wp14:sizeRelV relativeFrom="page">
-              <wp14:pctHeight>0</wp14:pctHeight>
-            </wp14:sizeRelV>
-          </wp:anchor>
+          </wp:inline>
         </w:drawing>
       </w:r>
-    </w:p>
-    <w:p>
-      <w:pPr>
-        <w:rPr>
-          <w:b/>
-          <w:bCs/>
-        </w:rPr>
-      </w:pPr>
     </w:p>
     <w:sectPr>
       <w:pgSz w:w="11906" w:h="16838"/>
